--- a/Warehouse_Wizard_Cloud_vs_On_Premise_Assessment.docx
+++ b/Warehouse_Wizard_Cloud_vs_On_Premise_Assessment.docx
@@ -13,7 +13,7 @@
           <w:color w:val="17365D"/>
           <w:sz w:val="50"/>
         </w:rPr>
-        <w:t>Warehouse Wizard</w:t>
+        <w:t xml:space="preserve">Warehouse Wizard</w:t>
       </w:r>
     </w:p>
     <w:p>
@@ -27,13 +27,12 @@
           <w:color w:val="2F5597"/>
           <w:sz w:val="34"/>
         </w:rPr>
-        <w:t>Cloud vs Fully On-Premise Deployment Assessment</w:t>
+        <w:t xml:space="preserve">Hosting Options: Cloud and On-Premise</w:t>
       </w:r>
     </w:p>
     <w:tbl>
       <w:tblPr>
         <w:tblW w:type="auto" w:w="0"/>
-        <w:jc w:val="center"/>
         <w:tblLook w:firstColumn="1" w:firstRow="1" w:lastColumn="0" w:lastRow="0" w:noHBand="0" w:noVBand="1" w:val="04A0"/>
       </w:tblPr>
       <w:tblGrid>
@@ -64,18 +63,52 @@
                 <w:color w:val="17365D"/>
                 <w:sz w:val="21"/>
               </w:rPr>
-              <w:t>Executive position</w:t>
+              <w:t xml:space="preserve">Executive summary</w:t>
             </w:r>
           </w:p>
           <w:p>
             <w:pPr>
-              <w:spacing w:after="0"/>
+              <w:spacing w:before="60" w:after="0"/>
             </w:pPr>
             <w:r>
               <w:rPr>
                 <w:sz w:val="20"/>
               </w:rPr>
-              <w:t>With NetSuite being implemented from 1 September 2026, Warehouse Wizard is moving into a cloud-connected operating environment. A fully on-premise version remains technically possible, but it would create additional infrastructure, security, integration and support obligations. The more proportionate approach is to retain the cloud architecture and engineer internet and device redundancy to reduce practical downtime risk.</w:t>
+              <w:t xml:space="preserve">Hosting Warehouse Wizard on the existing virtual-machine server, behind the Barracuda firewall, is technically achievable. This paper sets out what it would deliver, what it would cost, and how it compares with the current cloud arrangement.</w:t>
+            </w:r>
+          </w:p>
+          <w:p>
+            <w:pPr>
+              <w:spacing w:before="60" w:after="0"/>
+            </w:pPr>
+            <w:r>
+              <w:rPr>
+                <w:sz w:val="20"/>
+              </w:rPr>
+              <w:t xml:space="preserve">The goals behind on-premise hosting are sound: staying operational through outages, protecting company data, and making use of infrastructure the business already owns. The building already has internet and power failover, and Warehouse Wizard already connects securely to NetSuite. Most of what on-premise is intended to deliver is therefore already in place.</w:t>
+            </w:r>
+          </w:p>
+          <w:p>
+            <w:pPr>
+              <w:spacing w:before="60" w:after="0"/>
+            </w:pPr>
+            <w:r>
+              <w:rPr>
+                <w:sz w:val="20"/>
+              </w:rPr>
+              <w:t xml:space="preserve">What remains is a one-time project of roughly 38 to 60 working days, followed by 18 to 32 working days of ownership effort every year, with no change to the fact that NetSuite, a cloud service, sits at the centre of the warehouse workflow either way.</w:t>
+            </w:r>
+          </w:p>
+          <w:p>
+            <w:pPr>
+              <w:spacing w:before="80" w:after="0"/>
+            </w:pPr>
+            <w:r>
+              <w:rPr>
+                <w:b/>
+                <w:sz w:val="20"/>
+              </w:rPr>
+              <w:t xml:space="preserve">Recommendation: keep Warehouse Wizard in the cloud alongside NetSuite, and use the savings to address data-ownership concerns directly, for example with a scheduled local copy of the data (Option C in Section 8).</w:t>
             </w:r>
           </w:p>
         </w:tc>
@@ -89,53 +122,42 @@
     <w:p>
       <w:pPr>
         <w:pStyle w:val="Heading1"/>
+        <w:keepNext/>
       </w:pPr>
       <w:r>
-        <w:t>1. Purpose</w:t>
+        <w:t xml:space="preserve">1. Purpose</w:t>
       </w:r>
     </w:p>
     <w:p>
       <w:r>
-        <w:t>This document compares the implications of keeping Warehouse Wizard cloud-hosted versus migrating it to a fully on-premise deployment. It is intended to define the scope of work, security considerations, infrastructure requirements, cost areas and operational trade-offs before any migration decision is made.</w:t>
+        <w:t xml:space="preserve">This paper gives leadership the information needed to decide where Warehouse Wizard should be hosted as NetSuite comes into service. It takes the case for on-premise hosting seriously, shows how each of its goals is met today, and prices the on-premise build on the infrastructure the business already has so the decision can be made on facts.</w:t>
       </w:r>
     </w:p>
     <w:p>
       <w:pPr>
         <w:pStyle w:val="Heading1"/>
+        <w:keepNext/>
       </w:pPr>
       <w:r>
-        <w:t>2. Current Context</w:t>
+        <w:t xml:space="preserve">2. What On-Premise Hosting Is Meant to Achieve</w:t>
       </w:r>
     </w:p>
     <w:p>
       <w:r>
-        <w:t>On-premise deployment was originally considered partly because Synergy is currently hosted locally. That consideration is becoming less important as NetSuite comes on board from 1 September 2026 and the operating environment becomes increasingly cloud-based.</w:t>
-      </w:r>
-    </w:p>
-    <w:p>
-      <w:r>
-        <w:t>If Warehouse Wizard were fully on-premise, it would still need secure access to NetSuite and potentially other cloud services. The challenge therefore changes from simply “hosting locally” to securely connecting a privately managed local application and network to externally hosted systems.</w:t>
-      </w:r>
-    </w:p>
-    <w:p>
-      <w:pPr>
-        <w:pStyle w:val="Heading1"/>
-      </w:pPr>
-      <w:r>
-        <w:t>3. Cloud vs On-Premise at a Glance</w:t>
+        <w:t xml:space="preserve">On-premise hosting was first raised partly because Synergy is hosted locally, and for sound reasons: control, continuity and good use of existing equipment. Each of these is a legitimate objective. The table shows how each is met today and what a move would add.</w:t>
       </w:r>
     </w:p>
     <w:tbl>
       <w:tblPr>
         <w:tblStyle w:val="TableGrid"/>
-        <w:tblW w:type="auto" w:w="0"/>
+        <w:tblW w:type="dxa" w:w="10166"/>
         <w:jc w:val="center"/>
         <w:tblLook w:firstColumn="1" w:firstRow="1" w:lastColumn="0" w:lastRow="0" w:noHBand="0" w:noVBand="1" w:val="04A0"/>
       </w:tblPr>
       <w:tblGrid>
-        <w:gridCol w:w="3389"/>
-        <w:gridCol w:w="3389"/>
-        <w:gridCol w:w="3389"/>
+        <w:gridCol w:w="2300"/>
+        <w:gridCol w:w="3933"/>
+        <w:gridCol w:w="3933"/>
       </w:tblGrid>
       <w:tr>
         <w:trPr>
@@ -144,52 +166,61 @@
         </w:trPr>
         <w:tc>
           <w:tcPr>
-            <w:tcW w:type="dxa" w:w="1800"/>
+            <w:tcW w:type="dxa" w:w="2300"/>
             <w:shd w:fill="17365D"/>
             <w:vAlign w:val="center"/>
           </w:tcPr>
           <w:p>
+            <w:pPr>
+              <w:keepNext/>
+            </w:pPr>
             <w:r>
               <w:rPr>
                 <w:b/>
                 <w:color w:val="FFFFFF"/>
                 <w:sz w:val="18"/>
               </w:rPr>
-              <w:t>Area</w:t>
+              <w:t xml:space="preserve">Goal</w:t>
             </w:r>
           </w:p>
         </w:tc>
         <w:tc>
           <w:tcPr>
-            <w:tcW w:type="dxa" w:w="3816"/>
+            <w:tcW w:type="dxa" w:w="3933"/>
             <w:shd w:fill="17365D"/>
             <w:vAlign w:val="center"/>
           </w:tcPr>
           <w:p>
+            <w:pPr>
+              <w:keepNext/>
+            </w:pPr>
             <w:r>
               <w:rPr>
                 <w:b/>
                 <w:color w:val="FFFFFF"/>
                 <w:sz w:val="18"/>
               </w:rPr>
-              <w:t>Cloud</w:t>
+              <w:t xml:space="preserve">How it is met today</w:t>
             </w:r>
           </w:p>
         </w:tc>
         <w:tc>
           <w:tcPr>
-            <w:tcW w:type="dxa" w:w="3816"/>
+            <w:tcW w:type="dxa" w:w="3933"/>
             <w:shd w:fill="17365D"/>
             <w:vAlign w:val="center"/>
           </w:tcPr>
           <w:p>
+            <w:pPr>
+              <w:keepNext/>
+            </w:pPr>
             <w:r>
               <w:rPr>
                 <w:b/>
                 <w:color w:val="FFFFFF"/>
                 <w:sz w:val="18"/>
               </w:rPr>
-              <w:t>Fully On-Premise</w:t>
+              <w:t xml:space="preserve">What on-premise would add</w:t>
             </w:r>
           </w:p>
         </w:tc>
@@ -200,43 +231,53 @@
         </w:trPr>
         <w:tc>
           <w:tcPr>
-            <w:tcW w:type="dxa" w:w="1800"/>
+            <w:tcW w:type="dxa" w:w="2300"/>
             <w:vAlign w:val="top"/>
           </w:tcPr>
           <w:p>
+            <w:pPr>
+              <w:keepNext/>
+            </w:pPr>
             <w:r>
               <w:rPr>
+                <w:b/>
                 <w:sz w:val="17"/>
               </w:rPr>
-              <w:t>Infrastructure</w:t>
+              <w:t xml:space="preserve">Keep working when the internet drops</w:t>
             </w:r>
           </w:p>
         </w:tc>
         <w:tc>
           <w:tcPr>
-            <w:tcW w:type="dxa" w:w="3816"/>
+            <w:tcW w:type="dxa" w:w="3933"/>
             <w:vAlign w:val="top"/>
           </w:tcPr>
           <w:p>
+            <w:pPr>
+              <w:keepNext/>
+            </w:pPr>
             <w:r>
               <w:rPr>
                 <w:sz w:val="17"/>
               </w:rPr>
-              <w:t>Hosting platform carries much of the server/platform burden.</w:t>
+              <w:t xml:space="preserve">The building already has internet failover and power failover.</w:t>
             </w:r>
           </w:p>
         </w:tc>
         <w:tc>
           <w:tcPr>
-            <w:tcW w:type="dxa" w:w="3816"/>
+            <w:tcW w:type="dxa" w:w="3933"/>
             <w:vAlign w:val="top"/>
           </w:tcPr>
           <w:p>
+            <w:pPr>
+              <w:keepNext/>
+            </w:pPr>
             <w:r>
               <w:rPr>
                 <w:sz w:val="17"/>
               </w:rPr>
-              <w:t>Company must own, size, secure, monitor, patch and replace the server environment.</w:t>
+              <w:t xml:space="preserve">Protection only in the narrow case where both internet paths fail at once, and even then NetSuite-dependent work still pauses.</w:t>
             </w:r>
           </w:p>
         </w:tc>
@@ -247,46 +288,56 @@
         </w:trPr>
         <w:tc>
           <w:tcPr>
-            <w:tcW w:type="dxa" w:w="1800"/>
+            <w:tcW w:type="dxa" w:w="2300"/>
+            <w:shd w:fill="F7F9FB"/>
             <w:vAlign w:val="top"/>
-            <w:shd w:fill="F7F9FB"/>
           </w:tcPr>
           <w:p>
+            <w:pPr>
+              <w:keepNext/>
+            </w:pPr>
             <w:r>
               <w:rPr>
+                <w:b/>
                 <w:sz w:val="17"/>
               </w:rPr>
-              <w:t>NetSuite integration</w:t>
+              <w:t xml:space="preserve">Security and control of company data</w:t>
             </w:r>
           </w:p>
         </w:tc>
         <w:tc>
           <w:tcPr>
-            <w:tcW w:type="dxa" w:w="3816"/>
+            <w:tcW w:type="dxa" w:w="3933"/>
+            <w:shd w:fill="F7F9FB"/>
             <w:vAlign w:val="top"/>
-            <w:shd w:fill="F7F9FB"/>
           </w:tcPr>
           <w:p>
+            <w:pPr>
+              <w:keepNext/>
+            </w:pPr>
             <w:r>
               <w:rPr>
                 <w:sz w:val="17"/>
               </w:rPr>
-              <w:t>Natural fit for API-based cloud connectivity.</w:t>
+              <w:t xml:space="preserve">Warehouse Wizard connects to NetSuite using certificate-signed machine-to-machine authentication over encrypted connections.</w:t>
             </w:r>
           </w:p>
         </w:tc>
         <w:tc>
           <w:tcPr>
-            <w:tcW w:type="dxa" w:w="3816"/>
+            <w:tcW w:type="dxa" w:w="3933"/>
+            <w:shd w:fill="F7F9FB"/>
             <w:vAlign w:val="top"/>
-            <w:shd w:fill="F7F9FB"/>
           </w:tcPr>
           <w:p>
+            <w:pPr>
+              <w:keepNext/>
+            </w:pPr>
             <w:r>
               <w:rPr>
                 <w:sz w:val="17"/>
               </w:rPr>
-              <w:t>Requires a controlled secure bridge from the local environment to NetSuite.</w:t>
+              <w:t xml:space="preserve">Data would physically sit on company premises behind the Barracuda firewall, in place of a managed hosting provider.</w:t>
             </w:r>
           </w:p>
         </w:tc>
@@ -297,43 +348,53 @@
         </w:trPr>
         <w:tc>
           <w:tcPr>
-            <w:tcW w:type="dxa" w:w="1800"/>
+            <w:tcW w:type="dxa" w:w="2300"/>
             <w:vAlign w:val="top"/>
           </w:tcPr>
           <w:p>
+            <w:pPr>
+              <w:keepNext/>
+            </w:pPr>
             <w:r>
               <w:rPr>
+                <w:b/>
                 <w:sz w:val="17"/>
               </w:rPr>
-              <w:t>Security boundary</w:t>
+              <w:t xml:space="preserve">Make use of existing server capacity</w:t>
             </w:r>
           </w:p>
         </w:tc>
         <w:tc>
           <w:tcPr>
-            <w:tcW w:type="dxa" w:w="3816"/>
+            <w:tcW w:type="dxa" w:w="3933"/>
             <w:vAlign w:val="top"/>
           </w:tcPr>
           <w:p>
+            <w:pPr>
+              <w:keepNext/>
+            </w:pPr>
             <w:r>
               <w:rPr>
                 <w:sz w:val="17"/>
               </w:rPr>
-              <w:t>Centralized application and hosting controls.</w:t>
+              <w:t xml:space="preserve">The VM server remains free for other workloads.</w:t>
             </w:r>
           </w:p>
         </w:tc>
         <w:tc>
           <w:tcPr>
-            <w:tcW w:type="dxa" w:w="3816"/>
+            <w:tcW w:type="dxa" w:w="3933"/>
             <w:vAlign w:val="top"/>
           </w:tcPr>
           <w:p>
+            <w:pPr>
+              <w:keepNext/>
+            </w:pPr>
             <w:r>
               <w:rPr>
                 <w:sz w:val="17"/>
               </w:rPr>
-              <w:t>Adds local server, LAN, firewall, remote access and endpoint exposure to the security model.</w:t>
+              <w:t xml:space="preserve">Spare capacity on the host would be put to use, subject to confirming it is actually spare.</w:t>
             </w:r>
           </w:p>
         </w:tc>
@@ -344,46 +405,56 @@
         </w:trPr>
         <w:tc>
           <w:tcPr>
-            <w:tcW w:type="dxa" w:w="1800"/>
+            <w:tcW w:type="dxa" w:w="2300"/>
+            <w:shd w:fill="F7F9FB"/>
             <w:vAlign w:val="top"/>
-            <w:shd w:fill="F7F9FB"/>
           </w:tcPr>
           <w:p>
+            <w:pPr>
+              <w:keepNext/>
+            </w:pPr>
             <w:r>
               <w:rPr>
+                <w:b/>
                 <w:sz w:val="17"/>
               </w:rPr>
-              <w:t>Internet dependency</w:t>
+              <w:t xml:space="preserve">Fast response on the warehouse floor</w:t>
             </w:r>
           </w:p>
         </w:tc>
         <w:tc>
           <w:tcPr>
-            <w:tcW w:type="dxa" w:w="3816"/>
+            <w:tcW w:type="dxa" w:w="3933"/>
+            <w:shd w:fill="F7F9FB"/>
             <w:vAlign w:val="top"/>
-            <w:shd w:fill="F7F9FB"/>
           </w:tcPr>
           <w:p>
+            <w:pPr>
+              <w:keepNext/>
+            </w:pPr>
             <w:r>
               <w:rPr>
                 <w:sz w:val="17"/>
               </w:rPr>
-              <w:t>Requires connectivity, mitigated by building and tablet failover.</w:t>
+              <w:t xml:space="preserve">Tablets reach Warehouse Wizard over the building connection.</w:t>
             </w:r>
           </w:p>
         </w:tc>
         <w:tc>
           <w:tcPr>
-            <w:tcW w:type="dxa" w:w="3816"/>
+            <w:tcW w:type="dxa" w:w="3933"/>
+            <w:shd w:fill="F7F9FB"/>
             <w:vAlign w:val="top"/>
-            <w:shd w:fill="F7F9FB"/>
           </w:tcPr>
           <w:p>
+            <w:pPr>
+              <w:keepNext/>
+            </w:pPr>
             <w:r>
               <w:rPr>
                 <w:sz w:val="17"/>
               </w:rPr>
-              <w:t>Core local functions may continue offline, but NetSuite/cloud-dependent functions still require internet.</w:t>
+              <w:t xml:space="preserve">Slightly lower latency on the local network, which is typically small for scan-and-confirm screens.</w:t>
             </w:r>
           </w:p>
         </w:tc>
@@ -394,43 +465,226 @@
         </w:trPr>
         <w:tc>
           <w:tcPr>
-            <w:tcW w:type="dxa" w:w="1800"/>
+            <w:tcW w:type="dxa" w:w="2300"/>
             <w:vAlign w:val="top"/>
           </w:tcPr>
           <w:p>
+            <w:pPr>
+              <w:keepNext/>
+            </w:pPr>
             <w:r>
               <w:rPr>
+                <w:b/>
                 <w:sz w:val="17"/>
               </w:rPr>
-              <w:t>Updates / deployment</w:t>
+              <w:t xml:space="preserve">Consistency with Synergy</w:t>
             </w:r>
           </w:p>
         </w:tc>
         <w:tc>
           <w:tcPr>
-            <w:tcW w:type="dxa" w:w="3816"/>
+            <w:tcW w:type="dxa" w:w="3933"/>
             <w:vAlign w:val="top"/>
           </w:tcPr>
           <w:p>
+            <w:pPr>
+              <w:keepNext/>
+            </w:pPr>
             <w:r>
               <w:rPr>
                 <w:sz w:val="17"/>
               </w:rPr>
-              <w:t>Central deployment can update all users at once.</w:t>
+              <w:t xml:space="preserve">Synergy stays local while NetSuite and Warehouse Wizard sit in the cloud.</w:t>
             </w:r>
           </w:p>
         </w:tc>
         <w:tc>
           <w:tcPr>
-            <w:tcW w:type="dxa" w:w="3816"/>
+            <w:tcW w:type="dxa" w:w="3933"/>
             <w:vAlign w:val="top"/>
           </w:tcPr>
           <w:p>
+            <w:pPr>
+              <w:keepNext/>
+            </w:pPr>
             <w:r>
               <w:rPr>
                 <w:sz w:val="17"/>
               </w:rPr>
-              <w:t>Requires controlled deployment to the local environment and compatibility with local infrastructure.</w:t>
+              <w:t xml:space="preserve">One more locally hosted system, at a time when the wider platform is moving to the cloud.</w:t>
+            </w:r>
+          </w:p>
+        </w:tc>
+      </w:tr>
+    </w:tbl>
+    <w:p>
+      <w:pPr>
+        <w:spacing w:after="60"/>
+      </w:pPr>
+    </w:p>
+    <w:p>
+      <w:pPr>
+        <w:pStyle w:val="Heading1"/>
+        <w:keepNext/>
+      </w:pPr>
+      <w:r>
+        <w:t xml:space="preserve">3. One Dependency That Hosting Cannot Change</w:t>
+      </w:r>
+    </w:p>
+    <w:p>
+      <w:r>
+        <w:t xml:space="preserve">NetSuite is a cloud service operated by Oracle. It is the system of record for items, stock, orders and financials, and Warehouse Wizard works hand in hand with it as the warehouse-floor system. That relationship is the same wherever Warehouse Wizard is hosted.</w:t>
+      </w:r>
+    </w:p>
+    <w:tbl>
+      <w:tblPr>
+        <w:tblW w:type="auto" w:w="0"/>
+        <w:tblLook w:firstColumn="1" w:firstRow="1" w:lastColumn="0" w:lastRow="0" w:noHBand="0" w:noVBand="1" w:val="04A0"/>
+      </w:tblPr>
+      <w:tblGrid>
+        <w:gridCol w:w="10166"/>
+      </w:tblGrid>
+      <w:tr>
+        <w:trPr>
+          <w:cantSplit/>
+        </w:trPr>
+        <w:tc>
+          <w:tcPr>
+            <w:tcW w:type="dxa" w:w="10166"/>
+            <w:shd w:fill="EAF2F8"/>
+            <w:tcBorders>
+              <w:top w:val="single" w:sz="6" w:color="9EADBD"/>
+              <w:left w:val="single" w:sz="6" w:color="9EADBD"/>
+              <w:bottom w:val="single" w:sz="6" w:color="9EADBD"/>
+              <w:right w:val="single" w:sz="6" w:color="9EADBD"/>
+            </w:tcBorders>
+          </w:tcPr>
+          <w:p>
+            <w:pPr>
+              <w:spacing w:after="0"/>
+            </w:pPr>
+            <w:r>
+              <w:rPr>
+                <w:b/>
+                <w:color w:val="17365D"/>
+                <w:sz w:val="21"/>
+              </w:rPr>
+              <w:t xml:space="preserve">A NetSuite outage affects both hosting options equally</w:t>
+            </w:r>
+          </w:p>
+          <w:p>
+            <w:pPr>
+              <w:spacing w:before="60" w:after="0"/>
+            </w:pPr>
+            <w:r>
+              <w:rPr>
+                <w:sz w:val="20"/>
+              </w:rPr>
+              <w:t xml:space="preserve">When NetSuite cannot be reached, floor work that relies on it as the system of record (receiving against orders, looking up items and stock, and confirming results back) pauses, whether Warehouse Wizard runs in the cloud or in the building. Records queued in the meantime are retried when NetSuite returns.</w:t>
+            </w:r>
+          </w:p>
+          <w:p>
+            <w:pPr>
+              <w:spacing w:before="60" w:after="0"/>
+            </w:pPr>
+            <w:r>
+              <w:rPr>
+                <w:sz w:val="20"/>
+              </w:rPr>
+              <w:t xml:space="preserve">Hosting Warehouse Wizard locally therefore does not make the warehouse independent of NetSuite. It adds a second place where something can fail.</w:t>
+            </w:r>
+          </w:p>
+        </w:tc>
+      </w:tr>
+    </w:tbl>
+    <w:p>
+      <w:pPr>
+        <w:spacing w:after="60"/>
+      </w:pPr>
+    </w:p>
+    <w:p>
+      <w:pPr>
+        <w:pStyle w:val="Heading2"/>
+        <w:keepNext/>
+      </w:pPr>
+      <w:r>
+        <w:t xml:space="preserve">How the two options behave in each situation</w:t>
+      </w:r>
+    </w:p>
+    <w:tbl>
+      <w:tblPr>
+        <w:tblStyle w:val="TableGrid"/>
+        <w:tblW w:type="dxa" w:w="10166"/>
+        <w:jc w:val="center"/>
+        <w:tblLook w:firstColumn="1" w:firstRow="1" w:lastColumn="0" w:lastRow="0" w:noHBand="0" w:noVBand="1" w:val="04A0"/>
+      </w:tblPr>
+      <w:tblGrid>
+        <w:gridCol w:w="2500"/>
+        <w:gridCol w:w="3833"/>
+        <w:gridCol w:w="3833"/>
+      </w:tblGrid>
+      <w:tr>
+        <w:trPr>
+          <w:tblHeader w:val="true"/>
+          <w:cantSplit/>
+        </w:trPr>
+        <w:tc>
+          <w:tcPr>
+            <w:tcW w:type="dxa" w:w="2500"/>
+            <w:shd w:fill="17365D"/>
+            <w:vAlign w:val="center"/>
+          </w:tcPr>
+          <w:p>
+            <w:pPr>
+              <w:keepNext/>
+            </w:pPr>
+            <w:r>
+              <w:rPr>
+                <w:b/>
+                <w:color w:val="FFFFFF"/>
+                <w:sz w:val="18"/>
+              </w:rPr>
+              <w:t xml:space="preserve">Situation</w:t>
+            </w:r>
+          </w:p>
+        </w:tc>
+        <w:tc>
+          <w:tcPr>
+            <w:tcW w:type="dxa" w:w="3833"/>
+            <w:shd w:fill="17365D"/>
+            <w:vAlign w:val="center"/>
+          </w:tcPr>
+          <w:p>
+            <w:pPr>
+              <w:keepNext/>
+            </w:pPr>
+            <w:r>
+              <w:rPr>
+                <w:b/>
+                <w:color w:val="FFFFFF"/>
+                <w:sz w:val="18"/>
+              </w:rPr>
+              <w:t xml:space="preserve">Cloud hosting</w:t>
+            </w:r>
+          </w:p>
+        </w:tc>
+        <w:tc>
+          <w:tcPr>
+            <w:tcW w:type="dxa" w:w="3833"/>
+            <w:shd w:fill="17365D"/>
+            <w:vAlign w:val="center"/>
+          </w:tcPr>
+          <w:p>
+            <w:pPr>
+              <w:keepNext/>
+            </w:pPr>
+            <w:r>
+              <w:rPr>
+                <w:b/>
+                <w:color w:val="FFFFFF"/>
+                <w:sz w:val="18"/>
+              </w:rPr>
+              <w:t xml:space="preserve">On-premise hosting</w:t>
             </w:r>
           </w:p>
         </w:tc>
@@ -441,46 +695,53 @@
         </w:trPr>
         <w:tc>
           <w:tcPr>
-            <w:tcW w:type="dxa" w:w="1800"/>
+            <w:tcW w:type="dxa" w:w="2500"/>
             <w:vAlign w:val="top"/>
-            <w:shd w:fill="F7F9FB"/>
           </w:tcPr>
           <w:p>
+            <w:pPr>
+              <w:keepNext/>
+            </w:pPr>
             <w:r>
               <w:rPr>
+                <w:b/>
                 <w:sz w:val="17"/>
               </w:rPr>
-              <w:t>Backup / recovery</w:t>
+              <w:t xml:space="preserve">NetSuite unavailable</w:t>
             </w:r>
           </w:p>
         </w:tc>
         <w:tc>
           <w:tcPr>
-            <w:tcW w:type="dxa" w:w="3816"/>
+            <w:tcW w:type="dxa" w:w="3833"/>
             <w:vAlign w:val="top"/>
-            <w:shd w:fill="F7F9FB"/>
           </w:tcPr>
           <w:p>
+            <w:pPr>
+              <w:keepNext/>
+            </w:pPr>
             <w:r>
               <w:rPr>
                 <w:sz w:val="17"/>
               </w:rPr>
-              <w:t>Can use cloud-native resilience and backup services.</w:t>
+              <w:t xml:space="preserve">NetSuite-dependent work pauses and resumes when NetSuite returns.</w:t>
             </w:r>
           </w:p>
         </w:tc>
         <w:tc>
           <w:tcPr>
-            <w:tcW w:type="dxa" w:w="3816"/>
+            <w:tcW w:type="dxa" w:w="3833"/>
             <w:vAlign w:val="top"/>
-            <w:shd w:fill="F7F9FB"/>
           </w:tcPr>
           <w:p>
+            <w:pPr>
+              <w:keepNext/>
+            </w:pPr>
             <w:r>
               <w:rPr>
                 <w:sz w:val="17"/>
               </w:rPr>
-              <w:t>Backup, restore testing and disaster recovery become internal responsibilities.</w:t>
+              <w:t xml:space="preserve">The same.</w:t>
             </w:r>
           </w:p>
         </w:tc>
@@ -491,43 +752,56 @@
         </w:trPr>
         <w:tc>
           <w:tcPr>
-            <w:tcW w:type="dxa" w:w="1800"/>
+            <w:tcW w:type="dxa" w:w="2500"/>
+            <w:shd w:fill="F7F9FB"/>
             <w:vAlign w:val="top"/>
           </w:tcPr>
           <w:p>
+            <w:pPr>
+              <w:keepNext/>
+            </w:pPr>
             <w:r>
               <w:rPr>
+                <w:b/>
                 <w:sz w:val="17"/>
               </w:rPr>
-              <w:t>Scalability</w:t>
+              <w:t xml:space="preserve">Building internet fails, failover works</w:t>
             </w:r>
           </w:p>
         </w:tc>
         <w:tc>
           <w:tcPr>
-            <w:tcW w:type="dxa" w:w="3816"/>
+            <w:tcW w:type="dxa" w:w="3833"/>
+            <w:shd w:fill="F7F9FB"/>
             <w:vAlign w:val="top"/>
           </w:tcPr>
           <w:p>
+            <w:pPr>
+              <w:keepNext/>
+            </w:pPr>
             <w:r>
               <w:rPr>
                 <w:sz w:val="17"/>
               </w:rPr>
-              <w:t>Generally simpler to scale compute, storage and remote access.</w:t>
+              <w:t xml:space="preserve">Continues over the failover line.</w:t>
             </w:r>
           </w:p>
         </w:tc>
         <w:tc>
           <w:tcPr>
-            <w:tcW w:type="dxa" w:w="3816"/>
+            <w:tcW w:type="dxa" w:w="3833"/>
+            <w:shd w:fill="F7F9FB"/>
             <w:vAlign w:val="top"/>
           </w:tcPr>
           <w:p>
+            <w:pPr>
+              <w:keepNext/>
+            </w:pPr>
             <w:r>
               <w:rPr>
                 <w:sz w:val="17"/>
               </w:rPr>
-              <w:t>Scaling may require additional hardware, capacity planning and physical intervention.</w:t>
+              <w:t xml:space="preserve">Continues over the failover line.</w:t>
             </w:r>
           </w:p>
         </w:tc>
@@ -538,46 +812,53 @@
         </w:trPr>
         <w:tc>
           <w:tcPr>
-            <w:tcW w:type="dxa" w:w="1800"/>
+            <w:tcW w:type="dxa" w:w="2500"/>
             <w:vAlign w:val="top"/>
-            <w:shd w:fill="F7F9FB"/>
           </w:tcPr>
           <w:p>
+            <w:pPr>
+              <w:keepNext/>
+            </w:pPr>
             <w:r>
               <w:rPr>
+                <w:b/>
                 <w:sz w:val="17"/>
               </w:rPr>
-              <w:t>Cost profile</w:t>
+              <w:t xml:space="preserve">Both internet paths fail</w:t>
             </w:r>
           </w:p>
         </w:tc>
         <w:tc>
           <w:tcPr>
-            <w:tcW w:type="dxa" w:w="3816"/>
+            <w:tcW w:type="dxa" w:w="3833"/>
             <w:vAlign w:val="top"/>
-            <w:shd w:fill="F7F9FB"/>
           </w:tcPr>
           <w:p>
+            <w:pPr>
+              <w:keepNext/>
+            </w:pPr>
             <w:r>
               <w:rPr>
                 <w:sz w:val="17"/>
               </w:rPr>
-              <w:t>Primarily recurring hosting/service cost.</w:t>
+              <w:t xml:space="preserve">Warehouse Wizard unreachable.</w:t>
             </w:r>
           </w:p>
         </w:tc>
         <w:tc>
           <w:tcPr>
-            <w:tcW w:type="dxa" w:w="3816"/>
+            <w:tcW w:type="dxa" w:w="3833"/>
             <w:vAlign w:val="top"/>
-            <w:shd w:fill="F7F9FB"/>
           </w:tcPr>
           <w:p>
+            <w:pPr>
+              <w:keepNext/>
+            </w:pPr>
             <w:r>
               <w:rPr>
                 <w:sz w:val="17"/>
               </w:rPr>
-              <w:t>Higher migration/setup cost plus continuing server, security and support overhead.</w:t>
+              <w:t xml:space="preserve">Local screens may load, but NetSuite-dependent work still pauses.</w:t>
             </w:r>
           </w:p>
         </w:tc>
@@ -588,43 +869,113 @@
         </w:trPr>
         <w:tc>
           <w:tcPr>
-            <w:tcW w:type="dxa" w:w="1800"/>
+            <w:tcW w:type="dxa" w:w="2500"/>
+            <w:shd w:fill="F7F9FB"/>
             <w:vAlign w:val="top"/>
           </w:tcPr>
           <w:p>
+            <w:pPr>
+              <w:keepNext/>
+            </w:pPr>
             <w:r>
               <w:rPr>
+                <w:b/>
                 <w:sz w:val="17"/>
               </w:rPr>
-              <w:t>Operational ownership</w:t>
+              <w:t xml:space="preserve">VM host, storage or power fault on site</w:t>
             </w:r>
           </w:p>
         </w:tc>
         <w:tc>
           <w:tcPr>
-            <w:tcW w:type="dxa" w:w="3816"/>
+            <w:tcW w:type="dxa" w:w="3833"/>
+            <w:shd w:fill="F7F9FB"/>
             <w:vAlign w:val="top"/>
           </w:tcPr>
           <w:p>
+            <w:pPr>
+              <w:keepNext/>
+            </w:pPr>
             <w:r>
               <w:rPr>
                 <w:sz w:val="17"/>
               </w:rPr>
-              <w:t>More responsibility sits with the application/hosting platform.</w:t>
+              <w:t xml:space="preserve">Not applicable.</w:t>
             </w:r>
           </w:p>
         </w:tc>
         <w:tc>
           <w:tcPr>
-            <w:tcW w:type="dxa" w:w="3816"/>
+            <w:tcW w:type="dxa" w:w="3833"/>
+            <w:shd w:fill="F7F9FB"/>
             <w:vAlign w:val="top"/>
           </w:tcPr>
           <w:p>
+            <w:pPr>
+              <w:keepNext/>
+            </w:pPr>
             <w:r>
               <w:rPr>
                 <w:sz w:val="17"/>
               </w:rPr>
-              <w:t>More responsibility sits with internal IT and local infrastructure.</w:t>
+              <w:t xml:space="preserve">Warehouse Wizard is unavailable even though NetSuite and the internet are healthy.</w:t>
+            </w:r>
+          </w:p>
+        </w:tc>
+      </w:tr>
+      <w:tr>
+        <w:trPr>
+          <w:cantSplit/>
+        </w:trPr>
+        <w:tc>
+          <w:tcPr>
+            <w:tcW w:type="dxa" w:w="2500"/>
+            <w:vAlign w:val="top"/>
+          </w:tcPr>
+          <w:p>
+            <w:pPr>
+              <w:keepNext/>
+            </w:pPr>
+            <w:r>
+              <w:rPr>
+                <w:b/>
+                <w:sz w:val="17"/>
+              </w:rPr>
+              <w:t xml:space="preserve">Everything healthy</w:t>
+            </w:r>
+          </w:p>
+        </w:tc>
+        <w:tc>
+          <w:tcPr>
+            <w:tcW w:type="dxa" w:w="3833"/>
+            <w:vAlign w:val="top"/>
+          </w:tcPr>
+          <w:p>
+            <w:pPr>
+              <w:keepNext/>
+            </w:pPr>
+            <w:r>
+              <w:rPr>
+                <w:sz w:val="17"/>
+              </w:rPr>
+              <w:t xml:space="preserve">Available.</w:t>
+            </w:r>
+          </w:p>
+        </w:tc>
+        <w:tc>
+          <w:tcPr>
+            <w:tcW w:type="dxa" w:w="3833"/>
+            <w:vAlign w:val="top"/>
+          </w:tcPr>
+          <w:p>
+            <w:pPr>
+              <w:keepNext/>
+            </w:pPr>
+            <w:r>
+              <w:rPr>
+                <w:sz w:val="17"/>
+              </w:rPr>
+              <w:t xml:space="preserve">Available.</w:t>
             </w:r>
           </w:p>
         </w:tc>
@@ -632,15 +983,1726 @@
     </w:tbl>
     <w:p>
       <w:pPr>
+        <w:spacing w:after="60"/>
+      </w:pPr>
+    </w:p>
+    <w:p>
+      <w:r>
+        <w:t xml:space="preserve">Seen this way, on-premise improves one scenario narrowly and introduces another. This is the central reason the cloud option is recommended: the failures it is meant to guard against are either already guarded against or cannot be removed by moving the application.</w:t>
+      </w:r>
+    </w:p>
+    <w:p>
+      <w:pPr>
         <w:pStyle w:val="Heading1"/>
+        <w:keepNext/>
       </w:pPr>
       <w:r>
-        <w:t>4. Scope of a Fully On-Premise Migration</w:t>
+        <w:t xml:space="preserve">4. How On-Premise Would Be Built</w:t>
       </w:r>
     </w:p>
     <w:p>
       <w:r>
-        <w:t>A fully on-premise migration is not simply a change of hosting location. It would require a defined engineering project covering the application, database, infrastructure, security, deployment and support model.</w:t>
+        <w:t xml:space="preserve">The proposed design uses the virtual-machine server the business already runs, and keeps the Barracuda firewall as the single controlled boundary. It is described here as a working assumption and would be confirmed in the architecture review.</w:t>
+      </w:r>
+    </w:p>
+    <w:p>
+      <w:pPr>
+        <w:pStyle w:val="ListBullet"/>
+        <w:spacing w:after="40"/>
+        <w:ind w:left="317" w:hanging="173"/>
+      </w:pPr>
+      <w:r>
+        <w:rPr>
+          <w:b/>
+          <w:sz w:val="20"/>
+        </w:rPr>
+        <w:t xml:space="preserve">Application VM. </w:t>
+      </w:r>
+      <w:r>
+        <w:rPr>
+          <w:sz w:val="20"/>
+        </w:rPr>
+        <w:t xml:space="preserve">A dedicated VM for the Warehouse Wizard web application and reverse proxy, with a company certificate and internal DNS name.</w:t>
+      </w:r>
+    </w:p>
+    <w:p>
+      <w:pPr>
+        <w:pStyle w:val="ListBullet"/>
+        <w:spacing w:after="40"/>
+        <w:ind w:left="317" w:hanging="173"/>
+      </w:pPr>
+      <w:r>
+        <w:rPr>
+          <w:b/>
+          <w:sz w:val="20"/>
+        </w:rPr>
+        <w:t xml:space="preserve">Backend VM. </w:t>
+      </w:r>
+      <w:r>
+        <w:rPr>
+          <w:sz w:val="20"/>
+        </w:rPr>
+        <w:t xml:space="preserve">A second VM running a self-hosted backend: database, authentication, file storage, realtime service and the runtime for the 17 server functions the application currently uses.</w:t>
+      </w:r>
+    </w:p>
+    <w:p>
+      <w:pPr>
+        <w:pStyle w:val="ListBullet"/>
+        <w:spacing w:after="40"/>
+        <w:ind w:left="317" w:hanging="173"/>
+      </w:pPr>
+      <w:r>
+        <w:rPr>
+          <w:b/>
+          <w:sz w:val="20"/>
+        </w:rPr>
+        <w:t xml:space="preserve">NetSuite connectivity. </w:t>
+      </w:r>
+      <w:r>
+        <w:rPr>
+          <w:sz w:val="20"/>
+        </w:rPr>
+        <w:t xml:space="preserve">Outbound HTTPS only to NetSuite, using the existing certificate-based authentication. NetSuite push notifications would either need a controlled inbound path through the firewall or be replaced with outbound polling, which NetSuite meters.</w:t>
+      </w:r>
+    </w:p>
+    <w:p>
+      <w:pPr>
+        <w:pStyle w:val="ListBullet"/>
+        <w:spacing w:after="40"/>
+        <w:ind w:left="317" w:hanging="173"/>
+      </w:pPr>
+      <w:r>
+        <w:rPr>
+          <w:b/>
+          <w:sz w:val="20"/>
+        </w:rPr>
+        <w:t xml:space="preserve">Other cloud services. </w:t>
+      </w:r>
+      <w:r>
+        <w:rPr>
+          <w:sz w:val="20"/>
+        </w:rPr>
+        <w:t xml:space="preserve">Outbound allow-listing for the cloud services the application still relies on: email delivery, push notifications to tablets, and the AI-assisted features.</w:t>
+      </w:r>
+    </w:p>
+    <w:p>
+      <w:pPr>
+        <w:pStyle w:val="ListBullet"/>
+        <w:spacing w:after="40"/>
+        <w:ind w:left="317" w:hanging="173"/>
+      </w:pPr>
+      <w:r>
+        <w:rPr>
+          <w:b/>
+          <w:sz w:val="20"/>
+        </w:rPr>
+        <w:t xml:space="preserve">Scheduling. </w:t>
+      </w:r>
+      <w:r>
+        <w:rPr>
+          <w:sz w:val="20"/>
+        </w:rPr>
+        <w:t xml:space="preserve">Scheduled jobs that now run in the hosted environment, including the NetSuite queue processor, would need a local scheduler.</w:t>
+      </w:r>
+    </w:p>
+    <w:p>
+      <w:pPr>
+        <w:pStyle w:val="ListBullet"/>
+        <w:spacing w:after="40"/>
+        <w:ind w:left="317" w:hanging="173"/>
+      </w:pPr>
+      <w:r>
+        <w:rPr>
+          <w:b/>
+          <w:sz w:val="20"/>
+        </w:rPr>
+        <w:t xml:space="preserve">Devices and releases. </w:t>
+      </w:r>
+      <w:r>
+        <w:rPr>
+          <w:sz w:val="20"/>
+        </w:rPr>
+        <w:t xml:space="preserve">Tablet and Android builds would be pointed at the local address, and releases would be deployed to the VMs by a pipeline the company owns, rather than published through the managed platform.</w:t>
+      </w:r>
+    </w:p>
+    <w:p>
+      <w:pPr>
+        <w:pStyle w:val="ListBullet"/>
+        <w:spacing w:after="40"/>
+        <w:ind w:left="317" w:hanging="173"/>
+      </w:pPr>
+      <w:r>
+        <w:rPr>
+          <w:b/>
+          <w:sz w:val="20"/>
+        </w:rPr>
+        <w:t xml:space="preserve">Backup. </w:t>
+      </w:r>
+      <w:r>
+        <w:rPr>
+          <w:sz w:val="20"/>
+        </w:rPr>
+        <w:t xml:space="preserve">Encrypted nightly backups to a second location, with a documented and tested restore procedure.</w:t>
+      </w:r>
+    </w:p>
+    <w:p>
+      <w:r>
+        <w:rPr>
+          <w:b/>
+          <w:color w:val="C00000"/>
+        </w:rPr>
+        <w:t xml:space="preserve">Note: </w:t>
+      </w:r>
+      <w:r>
+        <w:t xml:space="preserve">Because the application would stay dependent on several cloud services, this design is a hybrid rather than a fully self-contained system: it adds local infrastructure while keeping most of the cloud connections.</w:t>
+      </w:r>
+    </w:p>
+    <w:p>
+      <w:pPr>
+        <w:pStyle w:val="Heading1"/>
+        <w:keepNext/>
+      </w:pPr>
+      <w:r>
+        <w:t xml:space="preserve">5. Cost of On-Premise Hosting</w:t>
+      </w:r>
+    </w:p>
+    <w:p>
+      <w:r>
+        <w:t xml:space="preserve">Effort is given in working days, including testing and documentation, with a 15% contingency, consistent with the costing approach used for the NetSuite integration proposal. The contract day rate is not included. Finance should apply the agreed rate: total cost = days × agreed day rate. These are budgetary estimates, accurate to roughly 30%, and would be firmed up by the architecture review in the first work package.</w:t>
+      </w:r>
+    </w:p>
+    <w:p>
+      <w:pPr>
+        <w:pStyle w:val="Heading2"/>
+        <w:keepNext/>
+      </w:pPr>
+      <w:r>
+        <w:t xml:space="preserve">One-time migration effort</w:t>
+      </w:r>
+    </w:p>
+    <w:tbl>
+      <w:tblPr>
+        <w:tblStyle w:val="TableGrid"/>
+        <w:tblW w:type="dxa" w:w="10166"/>
+        <w:jc w:val="center"/>
+        <w:tblLook w:firstColumn="1" w:firstRow="1" w:lastColumn="0" w:lastRow="0" w:noHBand="0" w:noVBand="1" w:val="04A0"/>
+      </w:tblPr>
+      <w:tblGrid>
+        <w:gridCol w:w="7166"/>
+        <w:gridCol w:w="1500"/>
+        <w:gridCol w:w="1500"/>
+      </w:tblGrid>
+      <w:tr>
+        <w:trPr>
+          <w:tblHeader w:val="true"/>
+          <w:cantSplit/>
+        </w:trPr>
+        <w:tc>
+          <w:tcPr>
+            <w:tcW w:type="dxa" w:w="7166"/>
+            <w:shd w:fill="17365D"/>
+            <w:vAlign w:val="center"/>
+          </w:tcPr>
+          <w:p>
+            <w:pPr>
+              <w:keepNext/>
+            </w:pPr>
+            <w:r>
+              <w:rPr>
+                <w:b/>
+                <w:color w:val="FFFFFF"/>
+                <w:sz w:val="18"/>
+              </w:rPr>
+              <w:t xml:space="preserve">Work package</w:t>
+            </w:r>
+          </w:p>
+        </w:tc>
+        <w:tc>
+          <w:tcPr>
+            <w:tcW w:type="dxa" w:w="1500"/>
+            <w:shd w:fill="17365D"/>
+            <w:vAlign w:val="center"/>
+          </w:tcPr>
+          <w:p>
+            <w:pPr>
+              <w:keepNext/>
+            </w:pPr>
+            <w:r>
+              <w:rPr>
+                <w:b/>
+                <w:color w:val="FFFFFF"/>
+                <w:sz w:val="18"/>
+              </w:rPr>
+              <w:t xml:space="preserve">Low (days)</w:t>
+            </w:r>
+          </w:p>
+        </w:tc>
+        <w:tc>
+          <w:tcPr>
+            <w:tcW w:type="dxa" w:w="1500"/>
+            <w:shd w:fill="17365D"/>
+            <w:vAlign w:val="center"/>
+          </w:tcPr>
+          <w:p>
+            <w:pPr>
+              <w:keepNext/>
+            </w:pPr>
+            <w:r>
+              <w:rPr>
+                <w:b/>
+                <w:color w:val="FFFFFF"/>
+                <w:sz w:val="18"/>
+              </w:rPr>
+              <w:t xml:space="preserve">High (days)</w:t>
+            </w:r>
+          </w:p>
+        </w:tc>
+      </w:tr>
+      <w:tr>
+        <w:trPr>
+          <w:cantSplit/>
+        </w:trPr>
+        <w:tc>
+          <w:tcPr>
+            <w:tcW w:type="dxa" w:w="7166"/>
+            <w:vAlign w:val="top"/>
+          </w:tcPr>
+          <w:p>
+            <w:pPr>
+              <w:keepNext/>
+            </w:pPr>
+            <w:r>
+              <w:rPr>
+                <w:b/>
+                <w:sz w:val="17"/>
+              </w:rPr>
+              <w:t xml:space="preserve">A. Architecture review, server capacity check, VM sizing and firewall rule design</w:t>
+            </w:r>
+          </w:p>
+        </w:tc>
+        <w:tc>
+          <w:tcPr>
+            <w:tcW w:type="dxa" w:w="1500"/>
+            <w:vAlign w:val="top"/>
+          </w:tcPr>
+          <w:p>
+            <w:pPr>
+              <w:keepNext/>
+            </w:pPr>
+            <w:r>
+              <w:rPr>
+                <w:sz w:val="17"/>
+              </w:rPr>
+              <w:t xml:space="preserve">2</w:t>
+            </w:r>
+          </w:p>
+        </w:tc>
+        <w:tc>
+          <w:tcPr>
+            <w:tcW w:type="dxa" w:w="1500"/>
+            <w:vAlign w:val="top"/>
+          </w:tcPr>
+          <w:p>
+            <w:pPr>
+              <w:keepNext/>
+            </w:pPr>
+            <w:r>
+              <w:rPr>
+                <w:sz w:val="17"/>
+              </w:rPr>
+              <w:t xml:space="preserve">3</w:t>
+            </w:r>
+          </w:p>
+        </w:tc>
+      </w:tr>
+      <w:tr>
+        <w:trPr>
+          <w:cantSplit/>
+        </w:trPr>
+        <w:tc>
+          <w:tcPr>
+            <w:tcW w:type="dxa" w:w="7166"/>
+            <w:shd w:fill="F7F9FB"/>
+            <w:vAlign w:val="top"/>
+          </w:tcPr>
+          <w:p>
+            <w:pPr>
+              <w:keepNext/>
+            </w:pPr>
+            <w:r>
+              <w:rPr>
+                <w:b/>
+                <w:sz w:val="17"/>
+              </w:rPr>
+              <w:t xml:space="preserve">B. VM build and hardening: operating system, containers, certificates, internal DNS</w:t>
+            </w:r>
+          </w:p>
+        </w:tc>
+        <w:tc>
+          <w:tcPr>
+            <w:tcW w:type="dxa" w:w="1500"/>
+            <w:shd w:fill="F7F9FB"/>
+            <w:vAlign w:val="top"/>
+          </w:tcPr>
+          <w:p>
+            <w:pPr>
+              <w:keepNext/>
+            </w:pPr>
+            <w:r>
+              <w:rPr>
+                <w:sz w:val="17"/>
+              </w:rPr>
+              <w:t xml:space="preserve">2</w:t>
+            </w:r>
+          </w:p>
+        </w:tc>
+        <w:tc>
+          <w:tcPr>
+            <w:tcW w:type="dxa" w:w="1500"/>
+            <w:shd w:fill="F7F9FB"/>
+            <w:vAlign w:val="top"/>
+          </w:tcPr>
+          <w:p>
+            <w:pPr>
+              <w:keepNext/>
+            </w:pPr>
+            <w:r>
+              <w:rPr>
+                <w:sz w:val="17"/>
+              </w:rPr>
+              <w:t xml:space="preserve">3</w:t>
+            </w:r>
+          </w:p>
+        </w:tc>
+      </w:tr>
+      <w:tr>
+        <w:trPr>
+          <w:cantSplit/>
+        </w:trPr>
+        <w:tc>
+          <w:tcPr>
+            <w:tcW w:type="dxa" w:w="7166"/>
+            <w:vAlign w:val="top"/>
+          </w:tcPr>
+          <w:p>
+            <w:pPr>
+              <w:keepNext/>
+            </w:pPr>
+            <w:r>
+              <w:rPr>
+                <w:b/>
+                <w:sz w:val="17"/>
+              </w:rPr>
+              <w:t xml:space="preserve">C. Stand up the self-hosted backend and migrate configuration and secrets</w:t>
+            </w:r>
+          </w:p>
+        </w:tc>
+        <w:tc>
+          <w:tcPr>
+            <w:tcW w:type="dxa" w:w="1500"/>
+            <w:vAlign w:val="top"/>
+          </w:tcPr>
+          <w:p>
+            <w:pPr>
+              <w:keepNext/>
+            </w:pPr>
+            <w:r>
+              <w:rPr>
+                <w:sz w:val="17"/>
+              </w:rPr>
+              <w:t xml:space="preserve">4</w:t>
+            </w:r>
+          </w:p>
+        </w:tc>
+        <w:tc>
+          <w:tcPr>
+            <w:tcW w:type="dxa" w:w="1500"/>
+            <w:vAlign w:val="top"/>
+          </w:tcPr>
+          <w:p>
+            <w:pPr>
+              <w:keepNext/>
+            </w:pPr>
+            <w:r>
+              <w:rPr>
+                <w:sz w:val="17"/>
+              </w:rPr>
+              <w:t xml:space="preserve">6</w:t>
+            </w:r>
+          </w:p>
+        </w:tc>
+      </w:tr>
+      <w:tr>
+        <w:trPr>
+          <w:cantSplit/>
+        </w:trPr>
+        <w:tc>
+          <w:tcPr>
+            <w:tcW w:type="dxa" w:w="7166"/>
+            <w:shd w:fill="F7F9FB"/>
+            <w:vAlign w:val="top"/>
+          </w:tcPr>
+          <w:p>
+            <w:pPr>
+              <w:keepNext/>
+            </w:pPr>
+            <w:r>
+              <w:rPr>
+                <w:b/>
+                <w:sz w:val="17"/>
+              </w:rPr>
+              <w:t xml:space="preserve">D. Replay the database migrations, move data and files, validate</w:t>
+            </w:r>
+          </w:p>
+        </w:tc>
+        <w:tc>
+          <w:tcPr>
+            <w:tcW w:type="dxa" w:w="1500"/>
+            <w:shd w:fill="F7F9FB"/>
+            <w:vAlign w:val="top"/>
+          </w:tcPr>
+          <w:p>
+            <w:pPr>
+              <w:keepNext/>
+            </w:pPr>
+            <w:r>
+              <w:rPr>
+                <w:sz w:val="17"/>
+              </w:rPr>
+              <w:t xml:space="preserve">3</w:t>
+            </w:r>
+          </w:p>
+        </w:tc>
+        <w:tc>
+          <w:tcPr>
+            <w:tcW w:type="dxa" w:w="1500"/>
+            <w:shd w:fill="F7F9FB"/>
+            <w:vAlign w:val="top"/>
+          </w:tcPr>
+          <w:p>
+            <w:pPr>
+              <w:keepNext/>
+            </w:pPr>
+            <w:r>
+              <w:rPr>
+                <w:sz w:val="17"/>
+              </w:rPr>
+              <w:t xml:space="preserve">5</w:t>
+            </w:r>
+          </w:p>
+        </w:tc>
+      </w:tr>
+      <w:tr>
+        <w:trPr>
+          <w:cantSplit/>
+        </w:trPr>
+        <w:tc>
+          <w:tcPr>
+            <w:tcW w:type="dxa" w:w="7166"/>
+            <w:vAlign w:val="top"/>
+          </w:tcPr>
+          <w:p>
+            <w:pPr>
+              <w:keepNext/>
+            </w:pPr>
+            <w:r>
+              <w:rPr>
+                <w:b/>
+                <w:sz w:val="17"/>
+              </w:rPr>
+              <w:t xml:space="preserve">E. Port and retest the server functions; replace hosted email, push and AI hooks</w:t>
+            </w:r>
+          </w:p>
+        </w:tc>
+        <w:tc>
+          <w:tcPr>
+            <w:tcW w:type="dxa" w:w="1500"/>
+            <w:vAlign w:val="top"/>
+          </w:tcPr>
+          <w:p>
+            <w:pPr>
+              <w:keepNext/>
+            </w:pPr>
+            <w:r>
+              <w:rPr>
+                <w:sz w:val="17"/>
+              </w:rPr>
+              <w:t xml:space="preserve">5</w:t>
+            </w:r>
+          </w:p>
+        </w:tc>
+        <w:tc>
+          <w:tcPr>
+            <w:tcW w:type="dxa" w:w="1500"/>
+            <w:vAlign w:val="top"/>
+          </w:tcPr>
+          <w:p>
+            <w:pPr>
+              <w:keepNext/>
+            </w:pPr>
+            <w:r>
+              <w:rPr>
+                <w:sz w:val="17"/>
+              </w:rPr>
+              <w:t xml:space="preserve">8</w:t>
+            </w:r>
+          </w:p>
+        </w:tc>
+      </w:tr>
+      <w:tr>
+        <w:trPr>
+          <w:cantSplit/>
+        </w:trPr>
+        <w:tc>
+          <w:tcPr>
+            <w:tcW w:type="dxa" w:w="7166"/>
+            <w:shd w:fill="F7F9FB"/>
+            <w:vAlign w:val="top"/>
+          </w:tcPr>
+          <w:p>
+            <w:pPr>
+              <w:keepNext/>
+            </w:pPr>
+            <w:r>
+              <w:rPr>
+                <w:b/>
+                <w:sz w:val="17"/>
+              </w:rPr>
+              <w:t xml:space="preserve">F. NetSuite connectivity through the firewall, webhook path, local scheduler for the queue</w:t>
+            </w:r>
+          </w:p>
+        </w:tc>
+        <w:tc>
+          <w:tcPr>
+            <w:tcW w:type="dxa" w:w="1500"/>
+            <w:shd w:fill="F7F9FB"/>
+            <w:vAlign w:val="top"/>
+          </w:tcPr>
+          <w:p>
+            <w:pPr>
+              <w:keepNext/>
+            </w:pPr>
+            <w:r>
+              <w:rPr>
+                <w:sz w:val="17"/>
+              </w:rPr>
+              <w:t xml:space="preserve">3</w:t>
+            </w:r>
+          </w:p>
+        </w:tc>
+        <w:tc>
+          <w:tcPr>
+            <w:tcW w:type="dxa" w:w="1500"/>
+            <w:shd w:fill="F7F9FB"/>
+            <w:vAlign w:val="top"/>
+          </w:tcPr>
+          <w:p>
+            <w:pPr>
+              <w:keepNext/>
+            </w:pPr>
+            <w:r>
+              <w:rPr>
+                <w:sz w:val="17"/>
+              </w:rPr>
+              <w:t xml:space="preserve">5</w:t>
+            </w:r>
+          </w:p>
+        </w:tc>
+      </w:tr>
+      <w:tr>
+        <w:trPr>
+          <w:cantSplit/>
+        </w:trPr>
+        <w:tc>
+          <w:tcPr>
+            <w:tcW w:type="dxa" w:w="7166"/>
+            <w:vAlign w:val="top"/>
+          </w:tcPr>
+          <w:p>
+            <w:pPr>
+              <w:keepNext/>
+            </w:pPr>
+            <w:r>
+              <w:rPr>
+                <w:b/>
+                <w:sz w:val="17"/>
+              </w:rPr>
+              <w:t xml:space="preserve">G. Repoint web and Android clients; build a release and deployment pipeline for the VMs</w:t>
+            </w:r>
+          </w:p>
+        </w:tc>
+        <w:tc>
+          <w:tcPr>
+            <w:tcW w:type="dxa" w:w="1500"/>
+            <w:vAlign w:val="top"/>
+          </w:tcPr>
+          <w:p>
+            <w:pPr>
+              <w:keepNext/>
+            </w:pPr>
+            <w:r>
+              <w:rPr>
+                <w:sz w:val="17"/>
+              </w:rPr>
+              <w:t xml:space="preserve">4</w:t>
+            </w:r>
+          </w:p>
+        </w:tc>
+        <w:tc>
+          <w:tcPr>
+            <w:tcW w:type="dxa" w:w="1500"/>
+            <w:vAlign w:val="top"/>
+          </w:tcPr>
+          <w:p>
+            <w:pPr>
+              <w:keepNext/>
+            </w:pPr>
+            <w:r>
+              <w:rPr>
+                <w:sz w:val="17"/>
+              </w:rPr>
+              <w:t xml:space="preserve">6</w:t>
+            </w:r>
+          </w:p>
+        </w:tc>
+      </w:tr>
+      <w:tr>
+        <w:trPr>
+          <w:cantSplit/>
+        </w:trPr>
+        <w:tc>
+          <w:tcPr>
+            <w:tcW w:type="dxa" w:w="7166"/>
+            <w:shd w:fill="F7F9FB"/>
+            <w:vAlign w:val="top"/>
+          </w:tcPr>
+          <w:p>
+            <w:pPr>
+              <w:keepNext/>
+            </w:pPr>
+            <w:r>
+              <w:rPr>
+                <w:b/>
+                <w:sz w:val="17"/>
+              </w:rPr>
+              <w:t xml:space="preserve">H. Backup, restore testing, monitoring and alerting</w:t>
+            </w:r>
+          </w:p>
+        </w:tc>
+        <w:tc>
+          <w:tcPr>
+            <w:tcW w:type="dxa" w:w="1500"/>
+            <w:shd w:fill="F7F9FB"/>
+            <w:vAlign w:val="top"/>
+          </w:tcPr>
+          <w:p>
+            <w:pPr>
+              <w:keepNext/>
+            </w:pPr>
+            <w:r>
+              <w:rPr>
+                <w:sz w:val="17"/>
+              </w:rPr>
+              <w:t xml:space="preserve">3</w:t>
+            </w:r>
+          </w:p>
+        </w:tc>
+        <w:tc>
+          <w:tcPr>
+            <w:tcW w:type="dxa" w:w="1500"/>
+            <w:shd w:fill="F7F9FB"/>
+            <w:vAlign w:val="top"/>
+          </w:tcPr>
+          <w:p>
+            <w:pPr>
+              <w:keepNext/>
+            </w:pPr>
+            <w:r>
+              <w:rPr>
+                <w:sz w:val="17"/>
+              </w:rPr>
+              <w:t xml:space="preserve">5</w:t>
+            </w:r>
+          </w:p>
+        </w:tc>
+      </w:tr>
+      <w:tr>
+        <w:trPr>
+          <w:cantSplit/>
+        </w:trPr>
+        <w:tc>
+          <w:tcPr>
+            <w:tcW w:type="dxa" w:w="7166"/>
+            <w:vAlign w:val="top"/>
+          </w:tcPr>
+          <w:p>
+            <w:pPr>
+              <w:keepNext/>
+            </w:pPr>
+            <w:r>
+              <w:rPr>
+                <w:b/>
+                <w:sz w:val="17"/>
+              </w:rPr>
+              <w:t xml:space="preserve">I. Security testing, user acceptance, parallel running, cutover and rollback plan</w:t>
+            </w:r>
+          </w:p>
+        </w:tc>
+        <w:tc>
+          <w:tcPr>
+            <w:tcW w:type="dxa" w:w="1500"/>
+            <w:vAlign w:val="top"/>
+          </w:tcPr>
+          <w:p>
+            <w:pPr>
+              <w:keepNext/>
+            </w:pPr>
+            <w:r>
+              <w:rPr>
+                <w:sz w:val="17"/>
+              </w:rPr>
+              <w:t xml:space="preserve">5</w:t>
+            </w:r>
+          </w:p>
+        </w:tc>
+        <w:tc>
+          <w:tcPr>
+            <w:tcW w:type="dxa" w:w="1500"/>
+            <w:vAlign w:val="top"/>
+          </w:tcPr>
+          <w:p>
+            <w:pPr>
+              <w:keepNext/>
+            </w:pPr>
+            <w:r>
+              <w:rPr>
+                <w:sz w:val="17"/>
+              </w:rPr>
+              <w:t xml:space="preserve">8</w:t>
+            </w:r>
+          </w:p>
+        </w:tc>
+      </w:tr>
+      <w:tr>
+        <w:trPr>
+          <w:cantSplit/>
+        </w:trPr>
+        <w:tc>
+          <w:tcPr>
+            <w:tcW w:type="dxa" w:w="7166"/>
+            <w:shd w:fill="F7F9FB"/>
+            <w:vAlign w:val="top"/>
+          </w:tcPr>
+          <w:p>
+            <w:pPr>
+              <w:keepNext/>
+            </w:pPr>
+            <w:r>
+              <w:rPr>
+                <w:b/>
+                <w:sz w:val="17"/>
+              </w:rPr>
+              <w:t xml:space="preserve">J. Runbooks and handover documentation</w:t>
+            </w:r>
+          </w:p>
+        </w:tc>
+        <w:tc>
+          <w:tcPr>
+            <w:tcW w:type="dxa" w:w="1500"/>
+            <w:shd w:fill="F7F9FB"/>
+            <w:vAlign w:val="top"/>
+          </w:tcPr>
+          <w:p>
+            <w:pPr>
+              <w:keepNext/>
+            </w:pPr>
+            <w:r>
+              <w:rPr>
+                <w:sz w:val="17"/>
+              </w:rPr>
+              <w:t xml:space="preserve">2</w:t>
+            </w:r>
+          </w:p>
+        </w:tc>
+        <w:tc>
+          <w:tcPr>
+            <w:tcW w:type="dxa" w:w="1500"/>
+            <w:shd w:fill="F7F9FB"/>
+            <w:vAlign w:val="top"/>
+          </w:tcPr>
+          <w:p>
+            <w:pPr>
+              <w:keepNext/>
+            </w:pPr>
+            <w:r>
+              <w:rPr>
+                <w:sz w:val="17"/>
+              </w:rPr>
+              <w:t xml:space="preserve">3</w:t>
+            </w:r>
+          </w:p>
+        </w:tc>
+      </w:tr>
+      <w:tr>
+        <w:trPr>
+          <w:cantSplit/>
+        </w:trPr>
+        <w:tc>
+          <w:tcPr>
+            <w:tcW w:type="dxa" w:w="7166"/>
+            <w:shd w:fill="DCE6F1"/>
+            <w:vAlign w:val="top"/>
+          </w:tcPr>
+          <w:p>
+            <w:pPr>
+              <w:keepNext/>
+            </w:pPr>
+            <w:r>
+              <w:rPr>
+                <w:b/>
+                <w:sz w:val="17"/>
+              </w:rPr>
+              <w:t xml:space="preserve">Subtotal</w:t>
+            </w:r>
+          </w:p>
+        </w:tc>
+        <w:tc>
+          <w:tcPr>
+            <w:tcW w:type="dxa" w:w="1500"/>
+            <w:shd w:fill="DCE6F1"/>
+            <w:vAlign w:val="top"/>
+          </w:tcPr>
+          <w:p>
+            <w:pPr>
+              <w:keepNext/>
+            </w:pPr>
+            <w:r>
+              <w:rPr>
+                <w:b/>
+                <w:sz w:val="17"/>
+              </w:rPr>
+              <w:t xml:space="preserve">33</w:t>
+            </w:r>
+          </w:p>
+        </w:tc>
+        <w:tc>
+          <w:tcPr>
+            <w:tcW w:type="dxa" w:w="1500"/>
+            <w:shd w:fill="DCE6F1"/>
+            <w:vAlign w:val="top"/>
+          </w:tcPr>
+          <w:p>
+            <w:pPr>
+              <w:keepNext/>
+            </w:pPr>
+            <w:r>
+              <w:rPr>
+                <w:b/>
+                <w:sz w:val="17"/>
+              </w:rPr>
+              <w:t xml:space="preserve">52</w:t>
+            </w:r>
+          </w:p>
+        </w:tc>
+      </w:tr>
+      <w:tr>
+        <w:trPr>
+          <w:cantSplit/>
+        </w:trPr>
+        <w:tc>
+          <w:tcPr>
+            <w:tcW w:type="dxa" w:w="7166"/>
+            <w:shd w:fill="DCE6F1"/>
+            <w:vAlign w:val="top"/>
+          </w:tcPr>
+          <w:p>
+            <w:pPr>
+              <w:keepNext/>
+            </w:pPr>
+            <w:r>
+              <w:rPr>
+                <w:b/>
+                <w:sz w:val="17"/>
+              </w:rPr>
+              <w:t xml:space="preserve">Total with 15% contingency</w:t>
+            </w:r>
+          </w:p>
+        </w:tc>
+        <w:tc>
+          <w:tcPr>
+            <w:tcW w:type="dxa" w:w="1500"/>
+            <w:shd w:fill="DCE6F1"/>
+            <w:vAlign w:val="top"/>
+          </w:tcPr>
+          <w:p>
+            <w:pPr>
+              <w:keepNext/>
+            </w:pPr>
+            <w:r>
+              <w:rPr>
+                <w:b/>
+                <w:sz w:val="17"/>
+              </w:rPr>
+              <w:t xml:space="preserve">38</w:t>
+            </w:r>
+          </w:p>
+        </w:tc>
+        <w:tc>
+          <w:tcPr>
+            <w:tcW w:type="dxa" w:w="1500"/>
+            <w:shd w:fill="DCE6F1"/>
+            <w:vAlign w:val="top"/>
+          </w:tcPr>
+          <w:p>
+            <w:pPr>
+              <w:keepNext/>
+            </w:pPr>
+            <w:r>
+              <w:rPr>
+                <w:b/>
+                <w:sz w:val="17"/>
+              </w:rPr>
+              <w:t xml:space="preserve">60</w:t>
+            </w:r>
+          </w:p>
+        </w:tc>
+      </w:tr>
+    </w:tbl>
+    <w:p>
+      <w:pPr>
+        <w:spacing w:after="60"/>
+      </w:pPr>
+    </w:p>
+    <w:p>
+      <w:pPr>
+        <w:pStyle w:val="Heading2"/>
+        <w:keepNext/>
+      </w:pPr>
+      <w:r>
+        <w:t xml:space="preserve">Recurring ownership effort, per year</w:t>
+      </w:r>
+    </w:p>
+    <w:tbl>
+      <w:tblPr>
+        <w:tblStyle w:val="TableGrid"/>
+        <w:tblW w:type="dxa" w:w="10166"/>
+        <w:jc w:val="center"/>
+        <w:tblLook w:firstColumn="1" w:firstRow="1" w:lastColumn="0" w:lastRow="0" w:noHBand="0" w:noVBand="1" w:val="04A0"/>
+      </w:tblPr>
+      <w:tblGrid>
+        <w:gridCol w:w="7166"/>
+        <w:gridCol w:w="1500"/>
+        <w:gridCol w:w="1500"/>
+      </w:tblGrid>
+      <w:tr>
+        <w:trPr>
+          <w:tblHeader w:val="true"/>
+          <w:cantSplit/>
+        </w:trPr>
+        <w:tc>
+          <w:tcPr>
+            <w:tcW w:type="dxa" w:w="7166"/>
+            <w:shd w:fill="17365D"/>
+            <w:vAlign w:val="center"/>
+          </w:tcPr>
+          <w:p>
+            <w:pPr>
+              <w:keepNext/>
+            </w:pPr>
+            <w:r>
+              <w:rPr>
+                <w:b/>
+                <w:color w:val="FFFFFF"/>
+                <w:sz w:val="18"/>
+              </w:rPr>
+              <w:t xml:space="preserve">Activity</w:t>
+            </w:r>
+          </w:p>
+        </w:tc>
+        <w:tc>
+          <w:tcPr>
+            <w:tcW w:type="dxa" w:w="1500"/>
+            <w:shd w:fill="17365D"/>
+            <w:vAlign w:val="center"/>
+          </w:tcPr>
+          <w:p>
+            <w:pPr>
+              <w:keepNext/>
+            </w:pPr>
+            <w:r>
+              <w:rPr>
+                <w:b/>
+                <w:color w:val="FFFFFF"/>
+                <w:sz w:val="18"/>
+              </w:rPr>
+              <w:t xml:space="preserve">Low (days)</w:t>
+            </w:r>
+          </w:p>
+        </w:tc>
+        <w:tc>
+          <w:tcPr>
+            <w:tcW w:type="dxa" w:w="1500"/>
+            <w:shd w:fill="17365D"/>
+            <w:vAlign w:val="center"/>
+          </w:tcPr>
+          <w:p>
+            <w:pPr>
+              <w:keepNext/>
+            </w:pPr>
+            <w:r>
+              <w:rPr>
+                <w:b/>
+                <w:color w:val="FFFFFF"/>
+                <w:sz w:val="18"/>
+              </w:rPr>
+              <w:t xml:space="preserve">High (days)</w:t>
+            </w:r>
+          </w:p>
+        </w:tc>
+      </w:tr>
+      <w:tr>
+        <w:trPr>
+          <w:cantSplit/>
+        </w:trPr>
+        <w:tc>
+          <w:tcPr>
+            <w:tcW w:type="dxa" w:w="7166"/>
+            <w:vAlign w:val="top"/>
+          </w:tcPr>
+          <w:p>
+            <w:pPr>
+              <w:keepNext/>
+            </w:pPr>
+            <w:r>
+              <w:rPr>
+                <w:b/>
+                <w:sz w:val="17"/>
+              </w:rPr>
+              <w:t xml:space="preserve">Operating system, VM and platform patching, security updates and monitoring</w:t>
+            </w:r>
+          </w:p>
+        </w:tc>
+        <w:tc>
+          <w:tcPr>
+            <w:tcW w:type="dxa" w:w="1500"/>
+            <w:vAlign w:val="top"/>
+          </w:tcPr>
+          <w:p>
+            <w:pPr>
+              <w:keepNext/>
+            </w:pPr>
+            <w:r>
+              <w:rPr>
+                <w:sz w:val="17"/>
+              </w:rPr>
+              <w:t xml:space="preserve">6</w:t>
+            </w:r>
+          </w:p>
+        </w:tc>
+        <w:tc>
+          <w:tcPr>
+            <w:tcW w:type="dxa" w:w="1500"/>
+            <w:vAlign w:val="top"/>
+          </w:tcPr>
+          <w:p>
+            <w:pPr>
+              <w:keepNext/>
+            </w:pPr>
+            <w:r>
+              <w:rPr>
+                <w:sz w:val="17"/>
+              </w:rPr>
+              <w:t xml:space="preserve">10</w:t>
+            </w:r>
+          </w:p>
+        </w:tc>
+      </w:tr>
+      <w:tr>
+        <w:trPr>
+          <w:cantSplit/>
+        </w:trPr>
+        <w:tc>
+          <w:tcPr>
+            <w:tcW w:type="dxa" w:w="7166"/>
+            <w:shd w:fill="F7F9FB"/>
+            <w:vAlign w:val="top"/>
+          </w:tcPr>
+          <w:p>
+            <w:pPr>
+              <w:keepNext/>
+            </w:pPr>
+            <w:r>
+              <w:rPr>
+                <w:b/>
+                <w:sz w:val="17"/>
+              </w:rPr>
+              <w:t xml:space="preserve">Deploying each application release to the VMs</w:t>
+            </w:r>
+          </w:p>
+        </w:tc>
+        <w:tc>
+          <w:tcPr>
+            <w:tcW w:type="dxa" w:w="1500"/>
+            <w:shd w:fill="F7F9FB"/>
+            <w:vAlign w:val="top"/>
+          </w:tcPr>
+          <w:p>
+            <w:pPr>
+              <w:keepNext/>
+            </w:pPr>
+            <w:r>
+              <w:rPr>
+                <w:sz w:val="17"/>
+              </w:rPr>
+              <w:t xml:space="preserve">4</w:t>
+            </w:r>
+          </w:p>
+        </w:tc>
+        <w:tc>
+          <w:tcPr>
+            <w:tcW w:type="dxa" w:w="1500"/>
+            <w:shd w:fill="F7F9FB"/>
+            <w:vAlign w:val="top"/>
+          </w:tcPr>
+          <w:p>
+            <w:pPr>
+              <w:keepNext/>
+            </w:pPr>
+            <w:r>
+              <w:rPr>
+                <w:sz w:val="17"/>
+              </w:rPr>
+              <w:t xml:space="preserve">8</w:t>
+            </w:r>
+          </w:p>
+        </w:tc>
+      </w:tr>
+      <w:tr>
+        <w:trPr>
+          <w:cantSplit/>
+        </w:trPr>
+        <w:tc>
+          <w:tcPr>
+            <w:tcW w:type="dxa" w:w="7166"/>
+            <w:vAlign w:val="top"/>
+          </w:tcPr>
+          <w:p>
+            <w:pPr>
+              <w:keepNext/>
+            </w:pPr>
+            <w:r>
+              <w:rPr>
+                <w:b/>
+                <w:sz w:val="17"/>
+              </w:rPr>
+              <w:t xml:space="preserve">Backup verification and an annual disaster-recovery test</w:t>
+            </w:r>
+          </w:p>
+        </w:tc>
+        <w:tc>
+          <w:tcPr>
+            <w:tcW w:type="dxa" w:w="1500"/>
+            <w:vAlign w:val="top"/>
+          </w:tcPr>
+          <w:p>
+            <w:pPr>
+              <w:keepNext/>
+            </w:pPr>
+            <w:r>
+              <w:rPr>
+                <w:sz w:val="17"/>
+              </w:rPr>
+              <w:t xml:space="preserve">2</w:t>
+            </w:r>
+          </w:p>
+        </w:tc>
+        <w:tc>
+          <w:tcPr>
+            <w:tcW w:type="dxa" w:w="1500"/>
+            <w:vAlign w:val="top"/>
+          </w:tcPr>
+          <w:p>
+            <w:pPr>
+              <w:keepNext/>
+            </w:pPr>
+            <w:r>
+              <w:rPr>
+                <w:sz w:val="17"/>
+              </w:rPr>
+              <w:t xml:space="preserve">3</w:t>
+            </w:r>
+          </w:p>
+        </w:tc>
+      </w:tr>
+      <w:tr>
+        <w:trPr>
+          <w:cantSplit/>
+        </w:trPr>
+        <w:tc>
+          <w:tcPr>
+            <w:tcW w:type="dxa" w:w="7166"/>
+            <w:shd w:fill="F7F9FB"/>
+            <w:vAlign w:val="top"/>
+          </w:tcPr>
+          <w:p>
+            <w:pPr>
+              <w:keepNext/>
+            </w:pPr>
+            <w:r>
+              <w:rPr>
+                <w:b/>
+                <w:sz w:val="17"/>
+              </w:rPr>
+              <w:t xml:space="preserve">Upgrades of the self-hosted backend components</w:t>
+            </w:r>
+          </w:p>
+        </w:tc>
+        <w:tc>
+          <w:tcPr>
+            <w:tcW w:type="dxa" w:w="1500"/>
+            <w:shd w:fill="F7F9FB"/>
+            <w:vAlign w:val="top"/>
+          </w:tcPr>
+          <w:p>
+            <w:pPr>
+              <w:keepNext/>
+            </w:pPr>
+            <w:r>
+              <w:rPr>
+                <w:sz w:val="17"/>
+              </w:rPr>
+              <w:t xml:space="preserve">3</w:t>
+            </w:r>
+          </w:p>
+        </w:tc>
+        <w:tc>
+          <w:tcPr>
+            <w:tcW w:type="dxa" w:w="1500"/>
+            <w:shd w:fill="F7F9FB"/>
+            <w:vAlign w:val="top"/>
+          </w:tcPr>
+          <w:p>
+            <w:pPr>
+              <w:keepNext/>
+            </w:pPr>
+            <w:r>
+              <w:rPr>
+                <w:sz w:val="17"/>
+              </w:rPr>
+              <w:t xml:space="preserve">5</w:t>
+            </w:r>
+          </w:p>
+        </w:tc>
+      </w:tr>
+      <w:tr>
+        <w:trPr>
+          <w:cantSplit/>
+        </w:trPr>
+        <w:tc>
+          <w:tcPr>
+            <w:tcW w:type="dxa" w:w="7166"/>
+            <w:vAlign w:val="top"/>
+          </w:tcPr>
+          <w:p>
+            <w:pPr>
+              <w:keepNext/>
+            </w:pPr>
+            <w:r>
+              <w:rPr>
+                <w:b/>
+                <w:sz w:val="17"/>
+              </w:rPr>
+              <w:t xml:space="preserve">Incident response and support allowance</w:t>
+            </w:r>
+          </w:p>
+        </w:tc>
+        <w:tc>
+          <w:tcPr>
+            <w:tcW w:type="dxa" w:w="1500"/>
+            <w:vAlign w:val="top"/>
+          </w:tcPr>
+          <w:p>
+            <w:pPr>
+              <w:keepNext/>
+            </w:pPr>
+            <w:r>
+              <w:rPr>
+                <w:sz w:val="17"/>
+              </w:rPr>
+              <w:t xml:space="preserve">3</w:t>
+            </w:r>
+          </w:p>
+        </w:tc>
+        <w:tc>
+          <w:tcPr>
+            <w:tcW w:type="dxa" w:w="1500"/>
+            <w:vAlign w:val="top"/>
+          </w:tcPr>
+          <w:p>
+            <w:pPr>
+              <w:keepNext/>
+            </w:pPr>
+            <w:r>
+              <w:rPr>
+                <w:sz w:val="17"/>
+              </w:rPr>
+              <w:t xml:space="preserve">6</w:t>
+            </w:r>
+          </w:p>
+        </w:tc>
+      </w:tr>
+      <w:tr>
+        <w:trPr>
+          <w:cantSplit/>
+        </w:trPr>
+        <w:tc>
+          <w:tcPr>
+            <w:tcW w:type="dxa" w:w="7166"/>
+            <w:shd w:fill="DCE6F1"/>
+            <w:vAlign w:val="top"/>
+          </w:tcPr>
+          <w:p>
+            <w:pPr>
+              <w:keepNext/>
+            </w:pPr>
+            <w:r>
+              <w:rPr>
+                <w:b/>
+                <w:sz w:val="17"/>
+              </w:rPr>
+              <w:t xml:space="preserve">Total per year</w:t>
+            </w:r>
+          </w:p>
+        </w:tc>
+        <w:tc>
+          <w:tcPr>
+            <w:tcW w:type="dxa" w:w="1500"/>
+            <w:shd w:fill="DCE6F1"/>
+            <w:vAlign w:val="top"/>
+          </w:tcPr>
+          <w:p>
+            <w:pPr>
+              <w:keepNext/>
+            </w:pPr>
+            <w:r>
+              <w:rPr>
+                <w:b/>
+                <w:sz w:val="17"/>
+              </w:rPr>
+              <w:t xml:space="preserve">18</w:t>
+            </w:r>
+          </w:p>
+        </w:tc>
+        <w:tc>
+          <w:tcPr>
+            <w:tcW w:type="dxa" w:w="1500"/>
+            <w:shd w:fill="DCE6F1"/>
+            <w:vAlign w:val="top"/>
+          </w:tcPr>
+          <w:p>
+            <w:pPr>
+              <w:keepNext/>
+            </w:pPr>
+            <w:r>
+              <w:rPr>
+                <w:b/>
+                <w:sz w:val="17"/>
+              </w:rPr>
+              <w:t xml:space="preserve">32</w:t>
+            </w:r>
+          </w:p>
+        </w:tc>
+      </w:tr>
+    </w:tbl>
+    <w:p>
+      <w:pPr>
+        <w:spacing w:after="60"/>
+      </w:pPr>
+    </w:p>
+    <w:p>
+      <w:pPr>
+        <w:pStyle w:val="Heading2"/>
+        <w:keepNext/>
+      </w:pPr>
+      <w:r>
+        <w:t xml:space="preserve">Five-year view</w:t>
+      </w:r>
+    </w:p>
+    <w:tbl>
+      <w:tblPr>
+        <w:tblStyle w:val="TableGrid"/>
+        <w:tblW w:type="dxa" w:w="10166"/>
+        <w:jc w:val="center"/>
+        <w:tblLook w:firstColumn="1" w:firstRow="1" w:lastColumn="0" w:lastRow="0" w:noHBand="0" w:noVBand="1" w:val="04A0"/>
+      </w:tblPr>
+      <w:tblGrid>
+        <w:gridCol w:w="7166"/>
+        <w:gridCol w:w="1500"/>
+        <w:gridCol w:w="1500"/>
+      </w:tblGrid>
+      <w:tr>
+        <w:trPr>
+          <w:tblHeader w:val="true"/>
+          <w:cantSplit/>
+        </w:trPr>
+        <w:tc>
+          <w:tcPr>
+            <w:tcW w:type="dxa" w:w="7166"/>
+            <w:shd w:fill="17365D"/>
+            <w:vAlign w:val="center"/>
+          </w:tcPr>
+          <w:p>
+            <w:pPr>
+              <w:keepNext/>
+            </w:pPr>
+            <w:r>
+              <w:rPr>
+                <w:b/>
+                <w:color w:val="FFFFFF"/>
+                <w:sz w:val="18"/>
+              </w:rPr>
+              <w:t xml:space="preserve">Item</w:t>
+            </w:r>
+          </w:p>
+        </w:tc>
+        <w:tc>
+          <w:tcPr>
+            <w:tcW w:type="dxa" w:w="1500"/>
+            <w:shd w:fill="17365D"/>
+            <w:vAlign w:val="center"/>
+          </w:tcPr>
+          <w:p>
+            <w:pPr>
+              <w:keepNext/>
+            </w:pPr>
+            <w:r>
+              <w:rPr>
+                <w:b/>
+                <w:color w:val="FFFFFF"/>
+                <w:sz w:val="18"/>
+              </w:rPr>
+              <w:t xml:space="preserve">Low (days)</w:t>
+            </w:r>
+          </w:p>
+        </w:tc>
+        <w:tc>
+          <w:tcPr>
+            <w:tcW w:type="dxa" w:w="1500"/>
+            <w:shd w:fill="17365D"/>
+            <w:vAlign w:val="center"/>
+          </w:tcPr>
+          <w:p>
+            <w:pPr>
+              <w:keepNext/>
+            </w:pPr>
+            <w:r>
+              <w:rPr>
+                <w:b/>
+                <w:color w:val="FFFFFF"/>
+                <w:sz w:val="18"/>
+              </w:rPr>
+              <w:t xml:space="preserve">High (days)</w:t>
+            </w:r>
+          </w:p>
+        </w:tc>
+      </w:tr>
+      <w:tr>
+        <w:trPr>
+          <w:cantSplit/>
+        </w:trPr>
+        <w:tc>
+          <w:tcPr>
+            <w:tcW w:type="dxa" w:w="7166"/>
+            <w:vAlign w:val="top"/>
+          </w:tcPr>
+          <w:p>
+            <w:pPr>
+              <w:keepNext/>
+            </w:pPr>
+            <w:r>
+              <w:rPr>
+                <w:b/>
+                <w:sz w:val="17"/>
+              </w:rPr>
+              <w:t xml:space="preserve">One-time migration, with contingency</w:t>
+            </w:r>
+          </w:p>
+        </w:tc>
+        <w:tc>
+          <w:tcPr>
+            <w:tcW w:type="dxa" w:w="1500"/>
+            <w:vAlign w:val="top"/>
+          </w:tcPr>
+          <w:p>
+            <w:pPr>
+              <w:keepNext/>
+            </w:pPr>
+            <w:r>
+              <w:rPr>
+                <w:sz w:val="17"/>
+              </w:rPr>
+              <w:t xml:space="preserve">38</w:t>
+            </w:r>
+          </w:p>
+        </w:tc>
+        <w:tc>
+          <w:tcPr>
+            <w:tcW w:type="dxa" w:w="1500"/>
+            <w:vAlign w:val="top"/>
+          </w:tcPr>
+          <w:p>
+            <w:pPr>
+              <w:keepNext/>
+            </w:pPr>
+            <w:r>
+              <w:rPr>
+                <w:sz w:val="17"/>
+              </w:rPr>
+              <w:t xml:space="preserve">60</w:t>
+            </w:r>
+          </w:p>
+        </w:tc>
+      </w:tr>
+      <w:tr>
+        <w:trPr>
+          <w:cantSplit/>
+        </w:trPr>
+        <w:tc>
+          <w:tcPr>
+            <w:tcW w:type="dxa" w:w="7166"/>
+            <w:shd w:fill="F7F9FB"/>
+            <w:vAlign w:val="top"/>
+          </w:tcPr>
+          <w:p>
+            <w:pPr>
+              <w:keepNext/>
+            </w:pPr>
+            <w:r>
+              <w:rPr>
+                <w:b/>
+                <w:sz w:val="17"/>
+              </w:rPr>
+              <w:t xml:space="preserve">Five years of ownership effort</w:t>
+            </w:r>
+          </w:p>
+        </w:tc>
+        <w:tc>
+          <w:tcPr>
+            <w:tcW w:type="dxa" w:w="1500"/>
+            <w:shd w:fill="F7F9FB"/>
+            <w:vAlign w:val="top"/>
+          </w:tcPr>
+          <w:p>
+            <w:pPr>
+              <w:keepNext/>
+            </w:pPr>
+            <w:r>
+              <w:rPr>
+                <w:sz w:val="17"/>
+              </w:rPr>
+              <w:t xml:space="preserve">90</w:t>
+            </w:r>
+          </w:p>
+        </w:tc>
+        <w:tc>
+          <w:tcPr>
+            <w:tcW w:type="dxa" w:w="1500"/>
+            <w:shd w:fill="F7F9FB"/>
+            <w:vAlign w:val="top"/>
+          </w:tcPr>
+          <w:p>
+            <w:pPr>
+              <w:keepNext/>
+            </w:pPr>
+            <w:r>
+              <w:rPr>
+                <w:sz w:val="17"/>
+              </w:rPr>
+              <w:t xml:space="preserve">160</w:t>
+            </w:r>
+          </w:p>
+        </w:tc>
+      </w:tr>
+      <w:tr>
+        <w:trPr>
+          <w:cantSplit/>
+        </w:trPr>
+        <w:tc>
+          <w:tcPr>
+            <w:tcW w:type="dxa" w:w="7166"/>
+            <w:shd w:fill="DCE6F1"/>
+            <w:vAlign w:val="top"/>
+          </w:tcPr>
+          <w:p>
+            <w:pPr>
+              <w:keepNext/>
+            </w:pPr>
+            <w:r>
+              <w:rPr>
+                <w:b/>
+                <w:sz w:val="17"/>
+              </w:rPr>
+              <w:t xml:space="preserve">Total over five years</w:t>
+            </w:r>
+          </w:p>
+        </w:tc>
+        <w:tc>
+          <w:tcPr>
+            <w:tcW w:type="dxa" w:w="1500"/>
+            <w:shd w:fill="DCE6F1"/>
+            <w:vAlign w:val="top"/>
+          </w:tcPr>
+          <w:p>
+            <w:pPr>
+              <w:keepNext/>
+            </w:pPr>
+            <w:r>
+              <w:rPr>
+                <w:b/>
+                <w:sz w:val="17"/>
+              </w:rPr>
+              <w:t xml:space="preserve">128</w:t>
+            </w:r>
+          </w:p>
+        </w:tc>
+        <w:tc>
+          <w:tcPr>
+            <w:tcW w:type="dxa" w:w="1500"/>
+            <w:shd w:fill="DCE6F1"/>
+            <w:vAlign w:val="top"/>
+          </w:tcPr>
+          <w:p>
+            <w:pPr>
+              <w:keepNext/>
+            </w:pPr>
+            <w:r>
+              <w:rPr>
+                <w:b/>
+                <w:sz w:val="17"/>
+              </w:rPr>
+              <w:t xml:space="preserve">220</w:t>
+            </w:r>
+          </w:p>
+        </w:tc>
+      </w:tr>
+    </w:tbl>
+    <w:p>
+      <w:pPr>
+        <w:spacing w:after="60"/>
+      </w:pPr>
+    </w:p>
+    <w:p>
+      <w:r>
+        <w:t xml:space="preserve">Over five years, on-premise hosting adds roughly 128 to 220 working days of effort before any hardware, licence or storage costs, and every one of those days is effort not spent on warehouse features.</w:t>
+      </w:r>
+    </w:p>
+    <w:p>
+      <w:pPr>
+        <w:pStyle w:val="Heading2"/>
+        <w:keepNext/>
+      </w:pPr>
+      <w:r>
+        <w:t xml:space="preserve">Not included, and to be confirmed</w:t>
       </w:r>
     </w:p>
     <w:p>
@@ -653,7 +2715,7 @@
         <w:rPr>
           <w:sz w:val="20"/>
         </w:rPr>
-        <w:t>Application architecture review to identify cloud dependencies and components that must be replaced, relocated or reconfigured.</w:t>
+        <w:t xml:space="preserve">The agreed contract day rate, to be applied by finance.</w:t>
       </w:r>
     </w:p>
     <w:p>
@@ -666,7 +2728,7 @@
         <w:rPr>
           <w:sz w:val="20"/>
         </w:rPr>
-        <w:t>Provisioning of production server hardware or virtual infrastructure, including CPU, memory, storage and operating system.</w:t>
+        <w:t xml:space="preserve">Server hardware: assumed to be nil because the VM host already exists, provided it has spare CPU, memory and disk. Any expansion would be additional.</w:t>
       </w:r>
     </w:p>
     <w:p>
@@ -679,7 +2741,7 @@
         <w:rPr>
           <w:sz w:val="20"/>
         </w:rPr>
-        <w:t>Local database installation, hardening, backup design and migration of existing Warehouse Wizard data.</w:t>
+        <w:t xml:space="preserve">Backup storage and an off-site copy, operating-system and hypervisor licences, and any Barracuda licensing or support changes.</w:t>
       </w:r>
     </w:p>
     <w:p>
@@ -692,7 +2754,7 @@
         <w:rPr>
           <w:sz w:val="20"/>
         </w:rPr>
-        <w:t>Network and firewall design, including segmentation of the application/server environment from general user traffic where appropriate.</w:t>
+        <w:t xml:space="preserve">Internal IT time to provision the VMs and change firewall rules.</w:t>
       </w:r>
     </w:p>
     <w:p>
@@ -705,7 +2767,21 @@
         <w:rPr>
           <w:sz w:val="20"/>
         </w:rPr>
-        <w:t>Secure authentication and authorization for users, tablets, administrators and service accounts.</w:t>
+        <w:t xml:space="preserve">The current cloud hosting and platform cost, which finance should set against the figures above to complete the comparison.</w:t>
+      </w:r>
+    </w:p>
+    <w:p>
+      <w:pPr>
+        <w:pStyle w:val="Heading1"/>
+        <w:keepNext/>
+      </w:pPr>
+      <w:r>
+        <w:t xml:space="preserve">6. What Would Change for the Business</w:t>
+      </w:r>
+    </w:p>
+    <w:p>
+      <w:r>
+        <w:t xml:space="preserve">Ownership of the hosting environment would move from the platform provider to the company. That is a deliberate trade, and the following points should be weighed in making it.</w:t>
       </w:r>
     </w:p>
     <w:p>
@@ -716,9 +2792,16 @@
       </w:pPr>
       <w:r>
         <w:rPr>
+          <w:b/>
           <w:sz w:val="20"/>
         </w:rPr>
-        <w:t>NetSuite API integration from the local environment, including credential management, encryption, access control, auditability and failure handling.</w:t>
+        <w:t xml:space="preserve">Shared fate. </w:t>
+      </w:r>
+      <w:r>
+        <w:rPr>
+          <w:sz w:val="20"/>
+        </w:rPr>
+        <w:t xml:space="preserve">The Warehouse Wizard VMs would share a host with other workloads, so a host fault or resource contention would affect the warehouse directly.</w:t>
       </w:r>
     </w:p>
     <w:p>
@@ -729,9 +2812,16 @@
       </w:pPr>
       <w:r>
         <w:rPr>
+          <w:b/>
           <w:sz w:val="20"/>
         </w:rPr>
-        <w:t>Deployment and update mechanism for application releases, database changes and emergency fixes.</w:t>
+        <w:t xml:space="preserve">Support burden. </w:t>
+      </w:r>
+      <w:r>
+        <w:rPr>
+          <w:sz w:val="20"/>
+        </w:rPr>
+        <w:t xml:space="preserve">Patching, monitoring, backups and incident response would become internal responsibilities, with support depending on a small number of people.</w:t>
       </w:r>
     </w:p>
     <w:p>
@@ -742,9 +2832,16 @@
       </w:pPr>
       <w:r>
         <w:rPr>
+          <w:b/>
           <w:sz w:val="20"/>
         </w:rPr>
-        <w:t>Monitoring, logging, alerting, patching and vulnerability-management procedures.</w:t>
+        <w:t xml:space="preserve">Release speed. </w:t>
+      </w:r>
+      <w:r>
+        <w:rPr>
+          <w:sz w:val="20"/>
+        </w:rPr>
+        <w:t xml:space="preserve">New features and fixes are currently published through a managed pipeline. On-premise would replace that with a deployment process the company runs and tests itself, slowing the path from fix to floor.</w:t>
       </w:r>
     </w:p>
     <w:p>
@@ -755,9 +2852,16 @@
       </w:pPr>
       <w:r>
         <w:rPr>
+          <w:b/>
           <w:sz w:val="20"/>
         </w:rPr>
-        <w:t>Backup, restore, disaster-recovery and business-continuity procedures, including periodic restore testing.</w:t>
+        <w:t xml:space="preserve">Growth. </w:t>
+      </w:r>
+      <w:r>
+        <w:rPr>
+          <w:sz w:val="20"/>
+        </w:rPr>
+        <w:t xml:space="preserve">The hosting provider currently absorbs infrastructure scaling. On-premise would require capacity planning and, if volumes grow or further sites join, physical work.</w:t>
       </w:r>
     </w:p>
     <w:p>
@@ -768,579 +2872,1048 @@
       </w:pPr>
       <w:r>
         <w:rPr>
+          <w:b/>
           <w:sz w:val="20"/>
         </w:rPr>
-        <w:t>Documentation, operational ownership, support escalation and acceptance testing before production cutover.</w:t>
+        <w:t xml:space="preserve">Physical risk. </w:t>
+      </w:r>
+      <w:r>
+        <w:rPr>
+          <w:sz w:val="20"/>
+        </w:rPr>
+        <w:t xml:space="preserve">Power, cooling and physical access to the server room would become part of Warehouse Wizard’s security model.</w:t>
       </w:r>
     </w:p>
     <w:p>
       <w:pPr>
         <w:pStyle w:val="Heading1"/>
+        <w:keepNext/>
       </w:pPr>
       <w:r>
-        <w:t>5. Security and Cloud-Integration Considerations</w:t>
+        <w:t xml:space="preserve">7. Side-by-Side Comparison</w:t>
       </w:r>
     </w:p>
-    <w:p>
-      <w:r>
-        <w:t>The most significant difficulty with a fully on-premise model is not that it cannot connect to NetSuite; it can. The issue is that the connection must be designed so that neither the local network nor Warehouse Wizard becomes an uncontrolled route into the cloud environment.</w:t>
-      </w:r>
-    </w:p>
+    <w:tbl>
+      <w:tblPr>
+        <w:tblStyle w:val="TableGrid"/>
+        <w:tblW w:type="dxa" w:w="10166"/>
+        <w:jc w:val="center"/>
+        <w:tblLook w:firstColumn="1" w:firstRow="1" w:lastColumn="0" w:lastRow="0" w:noHBand="0" w:noVBand="1" w:val="04A0"/>
+      </w:tblPr>
+      <w:tblGrid>
+        <w:gridCol w:w="2000"/>
+        <w:gridCol w:w="4083"/>
+        <w:gridCol w:w="4083"/>
+      </w:tblGrid>
+      <w:tr>
+        <w:trPr>
+          <w:tblHeader w:val="true"/>
+          <w:cantSplit/>
+        </w:trPr>
+        <w:tc>
+          <w:tcPr>
+            <w:tcW w:type="dxa" w:w="2000"/>
+            <w:shd w:fill="17365D"/>
+            <w:vAlign w:val="center"/>
+          </w:tcPr>
+          <w:p>
+            <w:pPr>
+              <w:keepNext/>
+            </w:pPr>
+            <w:r>
+              <w:rPr>
+                <w:b/>
+                <w:color w:val="FFFFFF"/>
+                <w:sz w:val="18"/>
+              </w:rPr>
+              <w:t xml:space="preserve">Area</w:t>
+            </w:r>
+          </w:p>
+        </w:tc>
+        <w:tc>
+          <w:tcPr>
+            <w:tcW w:type="dxa" w:w="4083"/>
+            <w:shd w:fill="17365D"/>
+            <w:vAlign w:val="center"/>
+          </w:tcPr>
+          <w:p>
+            <w:pPr>
+              <w:keepNext/>
+            </w:pPr>
+            <w:r>
+              <w:rPr>
+                <w:b/>
+                <w:color w:val="FFFFFF"/>
+                <w:sz w:val="18"/>
+              </w:rPr>
+              <w:t xml:space="preserve">Cloud (current)</w:t>
+            </w:r>
+          </w:p>
+        </w:tc>
+        <w:tc>
+          <w:tcPr>
+            <w:tcW w:type="dxa" w:w="4083"/>
+            <w:shd w:fill="17365D"/>
+            <w:vAlign w:val="center"/>
+          </w:tcPr>
+          <w:p>
+            <w:pPr>
+              <w:keepNext/>
+            </w:pPr>
+            <w:r>
+              <w:rPr>
+                <w:b/>
+                <w:color w:val="FFFFFF"/>
+                <w:sz w:val="18"/>
+              </w:rPr>
+              <w:t xml:space="preserve">On-premise (existing VM host)</w:t>
+            </w:r>
+          </w:p>
+        </w:tc>
+      </w:tr>
+      <w:tr>
+        <w:trPr>
+          <w:cantSplit/>
+        </w:trPr>
+        <w:tc>
+          <w:tcPr>
+            <w:tcW w:type="dxa" w:w="2000"/>
+            <w:vAlign w:val="top"/>
+          </w:tcPr>
+          <w:p>
+            <w:pPr>
+              <w:keepNext/>
+            </w:pPr>
+            <w:r>
+              <w:rPr>
+                <w:b/>
+                <w:sz w:val="17"/>
+              </w:rPr>
+              <w:t xml:space="preserve">Infrastructure</w:t>
+            </w:r>
+          </w:p>
+        </w:tc>
+        <w:tc>
+          <w:tcPr>
+            <w:tcW w:type="dxa" w:w="4083"/>
+            <w:vAlign w:val="top"/>
+          </w:tcPr>
+          <w:p>
+            <w:pPr>
+              <w:keepNext/>
+            </w:pPr>
+            <w:r>
+              <w:rPr>
+                <w:sz w:val="17"/>
+              </w:rPr>
+              <w:t xml:space="preserve">Provided and maintained by the platform.</w:t>
+            </w:r>
+          </w:p>
+        </w:tc>
+        <w:tc>
+          <w:tcPr>
+            <w:tcW w:type="dxa" w:w="4083"/>
+            <w:vAlign w:val="top"/>
+          </w:tcPr>
+          <w:p>
+            <w:pPr>
+              <w:keepNext/>
+            </w:pPr>
+            <w:r>
+              <w:rPr>
+                <w:sz w:val="17"/>
+              </w:rPr>
+              <w:t xml:space="preserve">Company-owned VMs on an existing host; capacity to be confirmed.</w:t>
+            </w:r>
+          </w:p>
+        </w:tc>
+      </w:tr>
+      <w:tr>
+        <w:trPr>
+          <w:cantSplit/>
+        </w:trPr>
+        <w:tc>
+          <w:tcPr>
+            <w:tcW w:type="dxa" w:w="2000"/>
+            <w:shd w:fill="F7F9FB"/>
+            <w:vAlign w:val="top"/>
+          </w:tcPr>
+          <w:p>
+            <w:pPr>
+              <w:keepNext/>
+            </w:pPr>
+            <w:r>
+              <w:rPr>
+                <w:b/>
+                <w:sz w:val="17"/>
+              </w:rPr>
+              <w:t xml:space="preserve">NetSuite integration</w:t>
+            </w:r>
+          </w:p>
+        </w:tc>
+        <w:tc>
+          <w:tcPr>
+            <w:tcW w:type="dxa" w:w="4083"/>
+            <w:shd w:fill="F7F9FB"/>
+            <w:vAlign w:val="top"/>
+          </w:tcPr>
+          <w:p>
+            <w:pPr>
+              <w:keepNext/>
+            </w:pPr>
+            <w:r>
+              <w:rPr>
+                <w:sz w:val="17"/>
+              </w:rPr>
+              <w:t xml:space="preserve">Operating today, with certificate-based authentication.</w:t>
+            </w:r>
+          </w:p>
+        </w:tc>
+        <w:tc>
+          <w:tcPr>
+            <w:tcW w:type="dxa" w:w="4083"/>
+            <w:shd w:fill="F7F9FB"/>
+            <w:vAlign w:val="top"/>
+          </w:tcPr>
+          <w:p>
+            <w:pPr>
+              <w:keepNext/>
+            </w:pPr>
+            <w:r>
+              <w:rPr>
+                <w:sz w:val="17"/>
+              </w:rPr>
+              <w:t xml:space="preserve">Re-established through the firewall and re-tested.</w:t>
+            </w:r>
+          </w:p>
+        </w:tc>
+      </w:tr>
+      <w:tr>
+        <w:trPr>
+          <w:cantSplit/>
+        </w:trPr>
+        <w:tc>
+          <w:tcPr>
+            <w:tcW w:type="dxa" w:w="2000"/>
+            <w:vAlign w:val="top"/>
+          </w:tcPr>
+          <w:p>
+            <w:pPr>
+              <w:keepNext/>
+            </w:pPr>
+            <w:r>
+              <w:rPr>
+                <w:b/>
+                <w:sz w:val="17"/>
+              </w:rPr>
+              <w:t xml:space="preserve">Security boundary</w:t>
+            </w:r>
+          </w:p>
+        </w:tc>
+        <w:tc>
+          <w:tcPr>
+            <w:tcW w:type="dxa" w:w="4083"/>
+            <w:vAlign w:val="top"/>
+          </w:tcPr>
+          <w:p>
+            <w:pPr>
+              <w:keepNext/>
+            </w:pPr>
+            <w:r>
+              <w:rPr>
+                <w:sz w:val="17"/>
+              </w:rPr>
+              <w:t xml:space="preserve">Platform controls plus company access controls.</w:t>
+            </w:r>
+          </w:p>
+        </w:tc>
+        <w:tc>
+          <w:tcPr>
+            <w:tcW w:type="dxa" w:w="4083"/>
+            <w:vAlign w:val="top"/>
+          </w:tcPr>
+          <w:p>
+            <w:pPr>
+              <w:keepNext/>
+            </w:pPr>
+            <w:r>
+              <w:rPr>
+                <w:sz w:val="17"/>
+              </w:rPr>
+              <w:t xml:space="preserve">Barracuda firewall plus the local server, network and physical environment.</w:t>
+            </w:r>
+          </w:p>
+        </w:tc>
+      </w:tr>
+      <w:tr>
+        <w:trPr>
+          <w:cantSplit/>
+        </w:trPr>
+        <w:tc>
+          <w:tcPr>
+            <w:tcW w:type="dxa" w:w="2000"/>
+            <w:shd w:fill="F7F9FB"/>
+            <w:vAlign w:val="top"/>
+          </w:tcPr>
+          <w:p>
+            <w:pPr>
+              <w:keepNext/>
+            </w:pPr>
+            <w:r>
+              <w:rPr>
+                <w:b/>
+                <w:sz w:val="17"/>
+              </w:rPr>
+              <w:t xml:space="preserve">Internet dependency</w:t>
+            </w:r>
+          </w:p>
+        </w:tc>
+        <w:tc>
+          <w:tcPr>
+            <w:tcW w:type="dxa" w:w="4083"/>
+            <w:shd w:fill="F7F9FB"/>
+            <w:vAlign w:val="top"/>
+          </w:tcPr>
+          <w:p>
+            <w:pPr>
+              <w:keepNext/>
+            </w:pPr>
+            <w:r>
+              <w:rPr>
+                <w:sz w:val="17"/>
+              </w:rPr>
+              <w:t xml:space="preserve">Building and tablet failover already in place.</w:t>
+            </w:r>
+          </w:p>
+        </w:tc>
+        <w:tc>
+          <w:tcPr>
+            <w:tcW w:type="dxa" w:w="4083"/>
+            <w:shd w:fill="F7F9FB"/>
+            <w:vAlign w:val="top"/>
+          </w:tcPr>
+          <w:p>
+            <w:pPr>
+              <w:keepNext/>
+            </w:pPr>
+            <w:r>
+              <w:rPr>
+                <w:sz w:val="17"/>
+              </w:rPr>
+              <w:t xml:space="preserve">Same, since NetSuite-dependent work still needs the internet.</w:t>
+            </w:r>
+          </w:p>
+        </w:tc>
+      </w:tr>
+      <w:tr>
+        <w:trPr>
+          <w:cantSplit/>
+        </w:trPr>
+        <w:tc>
+          <w:tcPr>
+            <w:tcW w:type="dxa" w:w="2000"/>
+            <w:vAlign w:val="top"/>
+          </w:tcPr>
+          <w:p>
+            <w:pPr>
+              <w:keepNext/>
+            </w:pPr>
+            <w:r>
+              <w:rPr>
+                <w:b/>
+                <w:sz w:val="17"/>
+              </w:rPr>
+              <w:t xml:space="preserve">Updates and releases</w:t>
+            </w:r>
+          </w:p>
+        </w:tc>
+        <w:tc>
+          <w:tcPr>
+            <w:tcW w:type="dxa" w:w="4083"/>
+            <w:vAlign w:val="top"/>
+          </w:tcPr>
+          <w:p>
+            <w:pPr>
+              <w:keepNext/>
+            </w:pPr>
+            <w:r>
+              <w:rPr>
+                <w:sz w:val="17"/>
+              </w:rPr>
+              <w:t xml:space="preserve">Central deployment to all users at once.</w:t>
+            </w:r>
+          </w:p>
+        </w:tc>
+        <w:tc>
+          <w:tcPr>
+            <w:tcW w:type="dxa" w:w="4083"/>
+            <w:vAlign w:val="top"/>
+          </w:tcPr>
+          <w:p>
+            <w:pPr>
+              <w:keepNext/>
+            </w:pPr>
+            <w:r>
+              <w:rPr>
+                <w:sz w:val="17"/>
+              </w:rPr>
+              <w:t xml:space="preserve">Company-run deployment pipeline.</w:t>
+            </w:r>
+          </w:p>
+        </w:tc>
+      </w:tr>
+      <w:tr>
+        <w:trPr>
+          <w:cantSplit/>
+        </w:trPr>
+        <w:tc>
+          <w:tcPr>
+            <w:tcW w:type="dxa" w:w="2000"/>
+            <w:shd w:fill="F7F9FB"/>
+            <w:vAlign w:val="top"/>
+          </w:tcPr>
+          <w:p>
+            <w:pPr>
+              <w:keepNext/>
+            </w:pPr>
+            <w:r>
+              <w:rPr>
+                <w:b/>
+                <w:sz w:val="17"/>
+              </w:rPr>
+              <w:t xml:space="preserve">Backup and recovery</w:t>
+            </w:r>
+          </w:p>
+        </w:tc>
+        <w:tc>
+          <w:tcPr>
+            <w:tcW w:type="dxa" w:w="4083"/>
+            <w:shd w:fill="F7F9FB"/>
+            <w:vAlign w:val="top"/>
+          </w:tcPr>
+          <w:p>
+            <w:pPr>
+              <w:keepNext/>
+            </w:pPr>
+            <w:r>
+              <w:rPr>
+                <w:sz w:val="17"/>
+              </w:rPr>
+              <w:t xml:space="preserve">Platform resilience and backup.</w:t>
+            </w:r>
+          </w:p>
+        </w:tc>
+        <w:tc>
+          <w:tcPr>
+            <w:tcW w:type="dxa" w:w="4083"/>
+            <w:shd w:fill="F7F9FB"/>
+            <w:vAlign w:val="top"/>
+          </w:tcPr>
+          <w:p>
+            <w:pPr>
+              <w:keepNext/>
+            </w:pPr>
+            <w:r>
+              <w:rPr>
+                <w:sz w:val="17"/>
+              </w:rPr>
+              <w:t xml:space="preserve">Company-run backup, restore testing and disaster recovery.</w:t>
+            </w:r>
+          </w:p>
+        </w:tc>
+      </w:tr>
+      <w:tr>
+        <w:trPr>
+          <w:cantSplit/>
+        </w:trPr>
+        <w:tc>
+          <w:tcPr>
+            <w:tcW w:type="dxa" w:w="2000"/>
+            <w:vAlign w:val="top"/>
+          </w:tcPr>
+          <w:p>
+            <w:pPr>
+              <w:keepNext/>
+            </w:pPr>
+            <w:r>
+              <w:rPr>
+                <w:b/>
+                <w:sz w:val="17"/>
+              </w:rPr>
+              <w:t xml:space="preserve">Up-front effort</w:t>
+            </w:r>
+          </w:p>
+        </w:tc>
+        <w:tc>
+          <w:tcPr>
+            <w:tcW w:type="dxa" w:w="4083"/>
+            <w:vAlign w:val="top"/>
+          </w:tcPr>
+          <w:p>
+            <w:pPr>
+              <w:keepNext/>
+            </w:pPr>
+            <w:r>
+              <w:rPr>
+                <w:sz w:val="17"/>
+              </w:rPr>
+              <w:t xml:space="preserve">None.</w:t>
+            </w:r>
+          </w:p>
+        </w:tc>
+        <w:tc>
+          <w:tcPr>
+            <w:tcW w:type="dxa" w:w="4083"/>
+            <w:vAlign w:val="top"/>
+          </w:tcPr>
+          <w:p>
+            <w:pPr>
+              <w:keepNext/>
+            </w:pPr>
+            <w:r>
+              <w:rPr>
+                <w:sz w:val="17"/>
+              </w:rPr>
+              <w:t xml:space="preserve">38 to 60 working days.</w:t>
+            </w:r>
+          </w:p>
+        </w:tc>
+      </w:tr>
+      <w:tr>
+        <w:trPr>
+          <w:cantSplit/>
+        </w:trPr>
+        <w:tc>
+          <w:tcPr>
+            <w:tcW w:type="dxa" w:w="2000"/>
+            <w:shd w:fill="F7F9FB"/>
+            <w:vAlign w:val="top"/>
+          </w:tcPr>
+          <w:p>
+            <w:pPr>
+              <w:keepNext/>
+            </w:pPr>
+            <w:r>
+              <w:rPr>
+                <w:b/>
+                <w:sz w:val="17"/>
+              </w:rPr>
+              <w:t xml:space="preserve">Ongoing effort</w:t>
+            </w:r>
+          </w:p>
+        </w:tc>
+        <w:tc>
+          <w:tcPr>
+            <w:tcW w:type="dxa" w:w="4083"/>
+            <w:shd w:fill="F7F9FB"/>
+            <w:vAlign w:val="top"/>
+          </w:tcPr>
+          <w:p>
+            <w:pPr>
+              <w:keepNext/>
+            </w:pPr>
+            <w:r>
+              <w:rPr>
+                <w:sz w:val="17"/>
+              </w:rPr>
+              <w:t xml:space="preserve">Covered by the existing arrangement.</w:t>
+            </w:r>
+          </w:p>
+        </w:tc>
+        <w:tc>
+          <w:tcPr>
+            <w:tcW w:type="dxa" w:w="4083"/>
+            <w:shd w:fill="F7F9FB"/>
+            <w:vAlign w:val="top"/>
+          </w:tcPr>
+          <w:p>
+            <w:pPr>
+              <w:keepNext/>
+            </w:pPr>
+            <w:r>
+              <w:rPr>
+                <w:sz w:val="17"/>
+              </w:rPr>
+              <w:t xml:space="preserve">18 to 32 working days per year.</w:t>
+            </w:r>
+          </w:p>
+        </w:tc>
+      </w:tr>
+      <w:tr>
+        <w:trPr>
+          <w:cantSplit/>
+        </w:trPr>
+        <w:tc>
+          <w:tcPr>
+            <w:tcW w:type="dxa" w:w="2000"/>
+            <w:vAlign w:val="top"/>
+          </w:tcPr>
+          <w:p>
+            <w:pPr>
+              <w:keepNext/>
+            </w:pPr>
+            <w:r>
+              <w:rPr>
+                <w:b/>
+                <w:sz w:val="17"/>
+              </w:rPr>
+              <w:t xml:space="preserve">Data location</w:t>
+            </w:r>
+          </w:p>
+        </w:tc>
+        <w:tc>
+          <w:tcPr>
+            <w:tcW w:type="dxa" w:w="4083"/>
+            <w:vAlign w:val="top"/>
+          </w:tcPr>
+          <w:p>
+            <w:pPr>
+              <w:keepNext/>
+            </w:pPr>
+            <w:r>
+              <w:rPr>
+                <w:sz w:val="17"/>
+              </w:rPr>
+              <w:t xml:space="preserve">With the hosting provider.</w:t>
+            </w:r>
+          </w:p>
+        </w:tc>
+        <w:tc>
+          <w:tcPr>
+            <w:tcW w:type="dxa" w:w="4083"/>
+            <w:vAlign w:val="top"/>
+          </w:tcPr>
+          <w:p>
+            <w:pPr>
+              <w:keepNext/>
+            </w:pPr>
+            <w:r>
+              <w:rPr>
+                <w:sz w:val="17"/>
+              </w:rPr>
+              <w:t xml:space="preserve">On company premises.</w:t>
+            </w:r>
+          </w:p>
+        </w:tc>
+      </w:tr>
+    </w:tbl>
     <w:p>
       <w:pPr>
-        <w:pStyle w:val="ListBullet"/>
-        <w:spacing w:after="40"/>
-        <w:ind w:left="317" w:hanging="173"/>
+        <w:spacing w:after="60"/>
       </w:pPr>
-      <w:r>
-        <w:rPr>
-          <w:sz w:val="20"/>
-        </w:rPr>
-        <w:t>Use supported NetSuite APIs and strong application authentication rather than direct or informal access paths.</w:t>
-      </w:r>
-    </w:p>
-    <w:p>
-      <w:pPr>
-        <w:pStyle w:val="ListBullet"/>
-        <w:spacing w:after="40"/>
-        <w:ind w:left="317" w:hanging="173"/>
-      </w:pPr>
-      <w:r>
-        <w:rPr>
-          <w:sz w:val="20"/>
-        </w:rPr>
-        <w:t>Encrypt all traffic in transit and protect API keys, tokens and other credentials at rest.</w:t>
-      </w:r>
-    </w:p>
-    <w:p>
-      <w:pPr>
-        <w:pStyle w:val="ListBullet"/>
-        <w:spacing w:after="40"/>
-        <w:ind w:left="317" w:hanging="173"/>
-      </w:pPr>
-      <w:r>
-        <w:rPr>
-          <w:sz w:val="20"/>
-        </w:rPr>
-        <w:t>Apply least-privilege permissions so Warehouse Wizard can access only the NetSuite functions and records it requires.</w:t>
-      </w:r>
-    </w:p>
-    <w:p>
-      <w:pPr>
-        <w:pStyle w:val="ListBullet"/>
-        <w:spacing w:after="40"/>
-        <w:ind w:left="317" w:hanging="173"/>
-      </w:pPr>
-      <w:r>
-        <w:rPr>
-          <w:sz w:val="20"/>
-        </w:rPr>
-        <w:t>Restrict and monitor network paths between the on-premise environment and cloud services; avoid unnecessary inbound exposure.</w:t>
-      </w:r>
-    </w:p>
-    <w:p>
-      <w:pPr>
-        <w:pStyle w:val="ListBullet"/>
-        <w:spacing w:after="40"/>
-        <w:ind w:left="317" w:hanging="173"/>
-      </w:pPr>
-      <w:r>
-        <w:rPr>
-          <w:sz w:val="20"/>
-        </w:rPr>
-        <w:t>Maintain auditable user and system logs so actions can be traced to a user, device or service account.</w:t>
-      </w:r>
-    </w:p>
-    <w:p>
-      <w:pPr>
-        <w:pStyle w:val="ListBullet"/>
-        <w:spacing w:after="40"/>
-        <w:ind w:left="317" w:hanging="173"/>
-      </w:pPr>
-      <w:r>
-        <w:rPr>
-          <w:sz w:val="20"/>
-        </w:rPr>
-        <w:t>Keep servers, operating systems, dependencies and application components patched and supported.</w:t>
-      </w:r>
-    </w:p>
-    <w:p>
-      <w:pPr>
-        <w:pStyle w:val="ListBullet"/>
-        <w:spacing w:after="40"/>
-        <w:ind w:left="317" w:hanging="173"/>
-      </w:pPr>
-      <w:r>
-        <w:rPr>
-          <w:sz w:val="20"/>
-        </w:rPr>
-        <w:t>Plan for credential rotation, compromised-device response and revocation of access.</w:t>
-      </w:r>
-    </w:p>
-    <w:p>
-      <w:pPr>
-        <w:pStyle w:val="ListBullet"/>
-        <w:spacing w:after="40"/>
-        <w:ind w:left="317" w:hanging="173"/>
-      </w:pPr>
-      <w:r>
-        <w:rPr>
-          <w:sz w:val="20"/>
-        </w:rPr>
-        <w:t>Ensure tablets and workstations cannot provide a practical back door into either Warehouse Wizard or NetSuite.</w:t>
-      </w:r>
     </w:p>
     <w:p>
       <w:pPr>
         <w:pStyle w:val="Heading1"/>
+        <w:keepNext/>
       </w:pPr>
       <w:r>
-        <w:t>6. Availability and Internet Resilience</w:t>
+        <w:t xml:space="preserve">8. Options for Leadership</w:t>
       </w:r>
     </w:p>
-    <w:p>
-      <w:r>
-        <w:t>The main operational argument for on-premise is continued local access during an internet outage. That benefit needs to be measured against the cost of creating and maintaining the on-premise environment, particularly because NetSuite-connected functions will still require external connectivity.</w:t>
-      </w:r>
-    </w:p>
-    <w:p>
-      <w:r>
-        <w:t>For the cloud option, practical downtime risk can be reduced substantially through layered failover:</w:t>
-      </w:r>
-    </w:p>
+    <w:tbl>
+      <w:tblPr>
+        <w:tblStyle w:val="TableGrid"/>
+        <w:tblW w:type="dxa" w:w="10166"/>
+        <w:jc w:val="center"/>
+        <w:tblLook w:firstColumn="1" w:firstRow="1" w:lastColumn="0" w:lastRow="0" w:noHBand="0" w:noVBand="1" w:val="04A0"/>
+      </w:tblPr>
+      <w:tblGrid>
+        <w:gridCol w:w="1500"/>
+        <w:gridCol w:w="3000"/>
+        <w:gridCol w:w="1600"/>
+        <w:gridCol w:w="1600"/>
+        <w:gridCol w:w="2466"/>
+      </w:tblGrid>
+      <w:tr>
+        <w:trPr>
+          <w:tblHeader w:val="true"/>
+          <w:cantSplit/>
+        </w:trPr>
+        <w:tc>
+          <w:tcPr>
+            <w:tcW w:type="dxa" w:w="1500"/>
+            <w:shd w:fill="17365D"/>
+            <w:vAlign w:val="center"/>
+          </w:tcPr>
+          <w:p>
+            <w:pPr>
+              <w:keepNext/>
+            </w:pPr>
+            <w:r>
+              <w:rPr>
+                <w:b/>
+                <w:color w:val="FFFFFF"/>
+                <w:sz w:val="18"/>
+              </w:rPr>
+              <w:t xml:space="preserve">Option</w:t>
+            </w:r>
+          </w:p>
+        </w:tc>
+        <w:tc>
+          <w:tcPr>
+            <w:tcW w:type="dxa" w:w="3000"/>
+            <w:shd w:fill="17365D"/>
+            <w:vAlign w:val="center"/>
+          </w:tcPr>
+          <w:p>
+            <w:pPr>
+              <w:keepNext/>
+            </w:pPr>
+            <w:r>
+              <w:rPr>
+                <w:b/>
+                <w:color w:val="FFFFFF"/>
+                <w:sz w:val="18"/>
+              </w:rPr>
+              <w:t xml:space="preserve">What it means</w:t>
+            </w:r>
+          </w:p>
+        </w:tc>
+        <w:tc>
+          <w:tcPr>
+            <w:tcW w:type="dxa" w:w="1600"/>
+            <w:shd w:fill="17365D"/>
+            <w:vAlign w:val="center"/>
+          </w:tcPr>
+          <w:p>
+            <w:pPr>
+              <w:keepNext/>
+            </w:pPr>
+            <w:r>
+              <w:rPr>
+                <w:b/>
+                <w:color w:val="FFFFFF"/>
+                <w:sz w:val="18"/>
+              </w:rPr>
+              <w:t xml:space="preserve">One-time effort</w:t>
+            </w:r>
+          </w:p>
+        </w:tc>
+        <w:tc>
+          <w:tcPr>
+            <w:tcW w:type="dxa" w:w="1600"/>
+            <w:shd w:fill="17365D"/>
+            <w:vAlign w:val="center"/>
+          </w:tcPr>
+          <w:p>
+            <w:pPr>
+              <w:keepNext/>
+            </w:pPr>
+            <w:r>
+              <w:rPr>
+                <w:b/>
+                <w:color w:val="FFFFFF"/>
+                <w:sz w:val="18"/>
+              </w:rPr>
+              <w:t xml:space="preserve">Ongoing effort</w:t>
+            </w:r>
+          </w:p>
+        </w:tc>
+        <w:tc>
+          <w:tcPr>
+            <w:tcW w:type="dxa" w:w="2466"/>
+            <w:shd w:fill="17365D"/>
+            <w:vAlign w:val="center"/>
+          </w:tcPr>
+          <w:p>
+            <w:pPr>
+              <w:keepNext/>
+            </w:pPr>
+            <w:r>
+              <w:rPr>
+                <w:b/>
+                <w:color w:val="FFFFFF"/>
+                <w:sz w:val="18"/>
+              </w:rPr>
+              <w:t xml:space="preserve">Outcome</w:t>
+            </w:r>
+          </w:p>
+        </w:tc>
+      </w:tr>
+      <w:tr>
+        <w:trPr>
+          <w:cantSplit/>
+        </w:trPr>
+        <w:tc>
+          <w:tcPr>
+            <w:tcW w:type="dxa" w:w="1500"/>
+            <w:vAlign w:val="top"/>
+          </w:tcPr>
+          <w:p>
+            <w:pPr>
+              <w:keepNext/>
+            </w:pPr>
+            <w:r>
+              <w:rPr>
+                <w:b/>
+                <w:sz w:val="17"/>
+              </w:rPr>
+              <w:t xml:space="preserve">A. Stay in the cloud</w:t>
+            </w:r>
+          </w:p>
+        </w:tc>
+        <w:tc>
+          <w:tcPr>
+            <w:tcW w:type="dxa" w:w="3000"/>
+            <w:vAlign w:val="top"/>
+          </w:tcPr>
+          <w:p>
+            <w:pPr>
+              <w:keepNext/>
+            </w:pPr>
+            <w:r>
+              <w:rPr>
+                <w:sz w:val="17"/>
+              </w:rPr>
+              <w:t xml:space="preserve">No change. Building failover and the secure NetSuite connection continue.</w:t>
+            </w:r>
+          </w:p>
+        </w:tc>
+        <w:tc>
+          <w:tcPr>
+            <w:tcW w:type="dxa" w:w="1600"/>
+            <w:vAlign w:val="top"/>
+          </w:tcPr>
+          <w:p>
+            <w:pPr>
+              <w:keepNext/>
+            </w:pPr>
+            <w:r>
+              <w:rPr>
+                <w:sz w:val="17"/>
+              </w:rPr>
+              <w:t xml:space="preserve">None</w:t>
+            </w:r>
+          </w:p>
+        </w:tc>
+        <w:tc>
+          <w:tcPr>
+            <w:tcW w:type="dxa" w:w="1600"/>
+            <w:vAlign w:val="top"/>
+          </w:tcPr>
+          <w:p>
+            <w:pPr>
+              <w:keepNext/>
+            </w:pPr>
+            <w:r>
+              <w:rPr>
+                <w:sz w:val="17"/>
+              </w:rPr>
+              <w:t xml:space="preserve">None beyond current</w:t>
+            </w:r>
+          </w:p>
+        </w:tc>
+        <w:tc>
+          <w:tcPr>
+            <w:tcW w:type="dxa" w:w="2466"/>
+            <w:vAlign w:val="top"/>
+          </w:tcPr>
+          <w:p>
+            <w:pPr>
+              <w:keepNext/>
+            </w:pPr>
+            <w:r>
+              <w:rPr>
+                <w:sz w:val="17"/>
+              </w:rPr>
+              <w:t xml:space="preserve">Lowest cost and risk; data stays with the provider.</w:t>
+            </w:r>
+          </w:p>
+        </w:tc>
+      </w:tr>
+      <w:tr>
+        <w:trPr>
+          <w:cantSplit/>
+        </w:trPr>
+        <w:tc>
+          <w:tcPr>
+            <w:tcW w:type="dxa" w:w="1500"/>
+            <w:shd w:fill="F7F9FB"/>
+            <w:vAlign w:val="top"/>
+          </w:tcPr>
+          <w:p>
+            <w:pPr>
+              <w:keepNext/>
+            </w:pPr>
+            <w:r>
+              <w:rPr>
+                <w:b/>
+                <w:sz w:val="17"/>
+              </w:rPr>
+              <w:t xml:space="preserve">B. On-premise on the existing VM host</w:t>
+            </w:r>
+          </w:p>
+        </w:tc>
+        <w:tc>
+          <w:tcPr>
+            <w:tcW w:type="dxa" w:w="3000"/>
+            <w:shd w:fill="F7F9FB"/>
+            <w:vAlign w:val="top"/>
+          </w:tcPr>
+          <w:p>
+            <w:pPr>
+              <w:keepNext/>
+            </w:pPr>
+            <w:r>
+              <w:rPr>
+                <w:sz w:val="17"/>
+              </w:rPr>
+              <w:t xml:space="preserve">Full migration as described in Sections 4 and 5.</w:t>
+            </w:r>
+          </w:p>
+        </w:tc>
+        <w:tc>
+          <w:tcPr>
+            <w:tcW w:type="dxa" w:w="1600"/>
+            <w:shd w:fill="F7F9FB"/>
+            <w:vAlign w:val="top"/>
+          </w:tcPr>
+          <w:p>
+            <w:pPr>
+              <w:keepNext/>
+            </w:pPr>
+            <w:r>
+              <w:rPr>
+                <w:sz w:val="17"/>
+              </w:rPr>
+              <w:t xml:space="preserve">38 to 60 days</w:t>
+            </w:r>
+          </w:p>
+        </w:tc>
+        <w:tc>
+          <w:tcPr>
+            <w:tcW w:type="dxa" w:w="1600"/>
+            <w:shd w:fill="F7F9FB"/>
+            <w:vAlign w:val="top"/>
+          </w:tcPr>
+          <w:p>
+            <w:pPr>
+              <w:keepNext/>
+            </w:pPr>
+            <w:r>
+              <w:rPr>
+                <w:sz w:val="17"/>
+              </w:rPr>
+              <w:t xml:space="preserve">18 to 32 days per year</w:t>
+            </w:r>
+          </w:p>
+        </w:tc>
+        <w:tc>
+          <w:tcPr>
+            <w:tcW w:type="dxa" w:w="2466"/>
+            <w:shd w:fill="F7F9FB"/>
+            <w:vAlign w:val="top"/>
+          </w:tcPr>
+          <w:p>
+            <w:pPr>
+              <w:keepNext/>
+            </w:pPr>
+            <w:r>
+              <w:rPr>
+                <w:sz w:val="17"/>
+              </w:rPr>
+              <w:t xml:space="preserve">Data on site, but added cost and risk with the same NetSuite dependency.</w:t>
+            </w:r>
+          </w:p>
+        </w:tc>
+      </w:tr>
+      <w:tr>
+        <w:trPr>
+          <w:cantSplit/>
+        </w:trPr>
+        <w:tc>
+          <w:tcPr>
+            <w:tcW w:type="dxa" w:w="1500"/>
+            <w:vAlign w:val="top"/>
+          </w:tcPr>
+          <w:p>
+            <w:pPr>
+              <w:keepNext/>
+            </w:pPr>
+            <w:r>
+              <w:rPr>
+                <w:b/>
+                <w:sz w:val="17"/>
+              </w:rPr>
+              <w:t xml:space="preserve">C. Cloud with a local copy of the data</w:t>
+            </w:r>
+          </w:p>
+        </w:tc>
+        <w:tc>
+          <w:tcPr>
+            <w:tcW w:type="dxa" w:w="3000"/>
+            <w:vAlign w:val="top"/>
+          </w:tcPr>
+          <w:p>
+            <w:pPr>
+              <w:keepNext/>
+            </w:pPr>
+            <w:r>
+              <w:rPr>
+                <w:sz w:val="17"/>
+              </w:rPr>
+              <w:t xml:space="preserve">Warehouse Wizard stays in the cloud. A scheduled, encrypted export of its data is kept on the on-premise server.</w:t>
+            </w:r>
+          </w:p>
+        </w:tc>
+        <w:tc>
+          <w:tcPr>
+            <w:tcW w:type="dxa" w:w="1600"/>
+            <w:vAlign w:val="top"/>
+          </w:tcPr>
+          <w:p>
+            <w:pPr>
+              <w:keepNext/>
+            </w:pPr>
+            <w:r>
+              <w:rPr>
+                <w:sz w:val="17"/>
+              </w:rPr>
+              <w:t xml:space="preserve">About 2 to 4 days, subject to confirming export access</w:t>
+            </w:r>
+          </w:p>
+        </w:tc>
+        <w:tc>
+          <w:tcPr>
+            <w:tcW w:type="dxa" w:w="1600"/>
+            <w:vAlign w:val="top"/>
+          </w:tcPr>
+          <w:p>
+            <w:pPr>
+              <w:keepNext/>
+            </w:pPr>
+            <w:r>
+              <w:rPr>
+                <w:sz w:val="17"/>
+              </w:rPr>
+              <w:t xml:space="preserve">Under 2 days per year</w:t>
+            </w:r>
+          </w:p>
+        </w:tc>
+        <w:tc>
+          <w:tcPr>
+            <w:tcW w:type="dxa" w:w="2466"/>
+            <w:vAlign w:val="top"/>
+          </w:tcPr>
+          <w:p>
+            <w:pPr>
+              <w:keepNext/>
+            </w:pPr>
+            <w:r>
+              <w:rPr>
+                <w:sz w:val="17"/>
+              </w:rPr>
+              <w:t xml:space="preserve">Meets the data-ownership goal at a fraction of the cost.</w:t>
+            </w:r>
+          </w:p>
+        </w:tc>
+      </w:tr>
+    </w:tbl>
     <w:p>
       <w:pPr>
-        <w:pStyle w:val="ListBullet"/>
-        <w:spacing w:after="40"/>
-        <w:ind w:left="317" w:hanging="173"/>
+        <w:spacing w:after="60"/>
       </w:pPr>
-      <w:r>
-        <w:rPr>
-          <w:sz w:val="20"/>
-        </w:rPr>
-        <w:t>Primary building internet connection.</w:t>
-      </w:r>
-    </w:p>
-    <w:p>
-      <w:pPr>
-        <w:pStyle w:val="ListBullet"/>
-        <w:spacing w:after="40"/>
-        <w:ind w:left="317" w:hanging="173"/>
-      </w:pPr>
-      <w:r>
-        <w:rPr>
-          <w:sz w:val="20"/>
-        </w:rPr>
-        <w:t>Secondary/failover internet provider for the building.</w:t>
-      </w:r>
-    </w:p>
-    <w:p>
-      <w:pPr>
-        <w:pStyle w:val="ListBullet"/>
-        <w:spacing w:after="40"/>
-        <w:ind w:left="317" w:hanging="173"/>
-      </w:pPr>
-      <w:r>
-        <w:rPr>
-          <w:sz w:val="20"/>
-        </w:rPr>
-        <w:t>Tablet-level connectivity failover, such as mobile data/hotspot capability where appropriate.</w:t>
-      </w:r>
-    </w:p>
-    <w:p>
-      <w:pPr>
-        <w:pStyle w:val="ListBullet"/>
-        <w:spacing w:after="40"/>
-        <w:ind w:left="317" w:hanging="173"/>
-      </w:pPr>
-      <w:r>
-        <w:rPr>
-          <w:sz w:val="20"/>
-        </w:rPr>
-        <w:t>UPS and network-equipment resilience so a short power event does not automatically become an internet outage.</w:t>
-      </w:r>
-    </w:p>
-    <w:p>
-      <w:r>
-        <w:t>With these measures in place, Warehouse Wizard would normally become unavailable only during a wider failure affecting the primary connection, the building failover and the device-level fallback at the same time. At that point the business is likely dealing with a broader site-level continuity event rather than a Warehouse Wizard-specific outage.</w:t>
-      </w:r>
-    </w:p>
-    <w:p>
-      <w:pPr>
-        <w:pStyle w:val="Heading1"/>
-      </w:pPr>
-      <w:r>
-        <w:t>7. Cost of Migrating to Fully On-Premise</w:t>
-      </w:r>
-    </w:p>
-    <w:p>
-      <w:r>
-        <w:t>A credible on-premise migration estimate should be treated as a separate project estimate. The cost should include both one-time migration work and recurring ownership costs; comparing only server hardware against cloud hosting would materially understate the true cost.</w:t>
-      </w:r>
-    </w:p>
-    <w:p>
-      <w:pPr>
-        <w:pStyle w:val="Heading2"/>
-      </w:pPr>
-      <w:r>
-        <w:t>One-time migration cost areas</w:t>
-      </w:r>
-    </w:p>
-    <w:p>
-      <w:pPr>
-        <w:pStyle w:val="ListBullet"/>
-        <w:spacing w:after="40"/>
-        <w:ind w:left="317" w:hanging="173"/>
-      </w:pPr>
-      <w:r>
-        <w:rPr>
-          <w:sz w:val="20"/>
-        </w:rPr>
-        <w:t>Architecture and security design.</w:t>
-      </w:r>
-    </w:p>
-    <w:p>
-      <w:pPr>
-        <w:pStyle w:val="ListBullet"/>
-        <w:spacing w:after="40"/>
-        <w:ind w:left="317" w:hanging="173"/>
-      </w:pPr>
-      <w:r>
-        <w:rPr>
-          <w:sz w:val="20"/>
-        </w:rPr>
-        <w:t>Application refactoring or configuration for local deployment.</w:t>
-      </w:r>
-    </w:p>
-    <w:p>
-      <w:pPr>
-        <w:pStyle w:val="ListBullet"/>
-        <w:spacing w:after="40"/>
-        <w:ind w:left="317" w:hanging="173"/>
-      </w:pPr>
-      <w:r>
-        <w:rPr>
-          <w:sz w:val="20"/>
-        </w:rPr>
-        <w:t>Server/virtual infrastructure procurement and setup.</w:t>
-      </w:r>
-    </w:p>
-    <w:p>
-      <w:pPr>
-        <w:pStyle w:val="ListBullet"/>
-        <w:spacing w:after="40"/>
-        <w:ind w:left="317" w:hanging="173"/>
-      </w:pPr>
-      <w:r>
-        <w:rPr>
-          <w:sz w:val="20"/>
-        </w:rPr>
-        <w:t>Database installation, migration and validation.</w:t>
-      </w:r>
-    </w:p>
-    <w:p>
-      <w:pPr>
-        <w:pStyle w:val="ListBullet"/>
-        <w:spacing w:after="40"/>
-        <w:ind w:left="317" w:hanging="173"/>
-      </w:pPr>
-      <w:r>
-        <w:rPr>
-          <w:sz w:val="20"/>
-        </w:rPr>
-        <w:t>Firewall, network segmentation and secure NetSuite connectivity.</w:t>
-      </w:r>
-    </w:p>
-    <w:p>
-      <w:pPr>
-        <w:pStyle w:val="ListBullet"/>
-        <w:spacing w:after="40"/>
-        <w:ind w:left="317" w:hanging="173"/>
-      </w:pPr>
-      <w:r>
-        <w:rPr>
-          <w:sz w:val="20"/>
-        </w:rPr>
-        <w:t>Backup and disaster-recovery implementation.</w:t>
-      </w:r>
-    </w:p>
-    <w:p>
-      <w:pPr>
-        <w:pStyle w:val="ListBullet"/>
-        <w:spacing w:after="40"/>
-        <w:ind w:left="317" w:hanging="173"/>
-      </w:pPr>
-      <w:r>
-        <w:rPr>
-          <w:sz w:val="20"/>
-        </w:rPr>
-        <w:t>Deployment tooling and operational documentation.</w:t>
-      </w:r>
-    </w:p>
-    <w:p>
-      <w:pPr>
-        <w:pStyle w:val="ListBullet"/>
-        <w:spacing w:after="40"/>
-        <w:ind w:left="317" w:hanging="173"/>
-      </w:pPr>
-      <w:r>
-        <w:rPr>
-          <w:sz w:val="20"/>
-        </w:rPr>
-        <w:t>Security testing, integration testing, performance testing and user acceptance testing.</w:t>
-      </w:r>
-    </w:p>
-    <w:p>
-      <w:pPr>
-        <w:pStyle w:val="ListBullet"/>
-        <w:spacing w:after="40"/>
-        <w:ind w:left="317" w:hanging="173"/>
-      </w:pPr>
-      <w:r>
-        <w:rPr>
-          <w:sz w:val="20"/>
-        </w:rPr>
-        <w:t>Production cutover and rollback planning.</w:t>
-      </w:r>
-    </w:p>
-    <w:p>
-      <w:pPr>
-        <w:pStyle w:val="Heading2"/>
-      </w:pPr>
-      <w:r>
-        <w:t>Recurring ownership cost areas</w:t>
-      </w:r>
-    </w:p>
-    <w:p>
-      <w:pPr>
-        <w:pStyle w:val="ListBullet"/>
-        <w:spacing w:after="40"/>
-        <w:ind w:left="317" w:hanging="173"/>
-      </w:pPr>
-      <w:r>
-        <w:rPr>
-          <w:sz w:val="20"/>
-        </w:rPr>
-        <w:t>Server warranty, replacement cycle and spare/failover capacity.</w:t>
-      </w:r>
-    </w:p>
-    <w:p>
-      <w:pPr>
-        <w:pStyle w:val="ListBullet"/>
-        <w:spacing w:after="40"/>
-        <w:ind w:left="317" w:hanging="173"/>
-      </w:pPr>
-      <w:r>
-        <w:rPr>
-          <w:sz w:val="20"/>
-        </w:rPr>
-        <w:t>Operating-system and database maintenance or licensing where applicable.</w:t>
-      </w:r>
-    </w:p>
-    <w:p>
-      <w:pPr>
-        <w:pStyle w:val="ListBullet"/>
-        <w:spacing w:after="40"/>
-        <w:ind w:left="317" w:hanging="173"/>
-      </w:pPr>
-      <w:r>
-        <w:rPr>
-          <w:sz w:val="20"/>
-        </w:rPr>
-        <w:t>Backup storage and off-site backup retention.</w:t>
-      </w:r>
-    </w:p>
-    <w:p>
-      <w:pPr>
-        <w:pStyle w:val="ListBullet"/>
-        <w:spacing w:after="40"/>
-        <w:ind w:left="317" w:hanging="173"/>
-      </w:pPr>
-      <w:r>
-        <w:rPr>
-          <w:sz w:val="20"/>
-        </w:rPr>
-        <w:t>Monitoring, patching, security updates and vulnerability management.</w:t>
-      </w:r>
-    </w:p>
-    <w:p>
-      <w:pPr>
-        <w:pStyle w:val="ListBullet"/>
-        <w:spacing w:after="40"/>
-        <w:ind w:left="317" w:hanging="173"/>
-      </w:pPr>
-      <w:r>
-        <w:rPr>
-          <w:sz w:val="20"/>
-        </w:rPr>
-        <w:t>IT administration and incident response.</w:t>
-      </w:r>
-    </w:p>
-    <w:p>
-      <w:pPr>
-        <w:pStyle w:val="ListBullet"/>
-        <w:spacing w:after="40"/>
-        <w:ind w:left="317" w:hanging="173"/>
-      </w:pPr>
-      <w:r>
-        <w:rPr>
-          <w:sz w:val="20"/>
-        </w:rPr>
-        <w:t>Application release management and support for local deployment issues.</w:t>
-      </w:r>
-    </w:p>
-    <w:p>
-      <w:pPr>
-        <w:pStyle w:val="ListBullet"/>
-        <w:spacing w:after="40"/>
-        <w:ind w:left="317" w:hanging="173"/>
-      </w:pPr>
-      <w:r>
-        <w:rPr>
-          <w:sz w:val="20"/>
-        </w:rPr>
-        <w:t>Periodic disaster-recovery testing and security review.</w:t>
-      </w:r>
-    </w:p>
-    <w:p>
-      <w:r>
-        <w:rPr>
-          <w:b/>
-          <w:color w:val="C00000"/>
-        </w:rPr>
-        <w:t xml:space="preserve">Important: </w:t>
-      </w:r>
-      <w:r>
-        <w:rPr>
-          <w:sz w:val="20"/>
-        </w:rPr>
-        <w:t>No responsible fixed migration figure should be committed until the current Warehouse Wizard architecture, database, hosting dependencies, NetSuite integration method and target server design are reviewed. The estimate should separate one-time migration cost from annual operating cost so the two deployment models can be compared on total cost of ownership.</w:t>
-      </w:r>
-    </w:p>
-    <w:p>
-      <w:pPr>
-        <w:pStyle w:val="Heading1"/>
-      </w:pPr>
-      <w:r>
-        <w:t>8. Decision Framework</w:t>
-      </w:r>
-    </w:p>
-    <w:p>
-      <w:r>
-        <w:t>Before choosing a deployment model, the decision should be made against a small set of measurable criteria rather than preference for “cloud” or “local” hosting.</w:t>
-      </w:r>
-    </w:p>
-    <w:p>
-      <w:pPr>
-        <w:pStyle w:val="ListBullet"/>
-        <w:spacing w:after="40"/>
-        <w:ind w:left="317" w:hanging="173"/>
-      </w:pPr>
-      <w:r>
-        <w:rPr>
-          <w:sz w:val="20"/>
-        </w:rPr>
-        <w:t>NetSuite integration complexity and supportability.</w:t>
-      </w:r>
-    </w:p>
-    <w:p>
-      <w:pPr>
-        <w:pStyle w:val="ListBullet"/>
-        <w:spacing w:after="40"/>
-        <w:ind w:left="317" w:hanging="173"/>
-      </w:pPr>
-      <w:r>
-        <w:rPr>
-          <w:sz w:val="20"/>
-        </w:rPr>
-        <w:t>Required uptime and the actual probability of simultaneous internet failover failure.</w:t>
-      </w:r>
-    </w:p>
-    <w:p>
-      <w:pPr>
-        <w:pStyle w:val="ListBullet"/>
-        <w:spacing w:after="40"/>
-        <w:ind w:left="317" w:hanging="173"/>
-      </w:pPr>
-      <w:r>
-        <w:rPr>
-          <w:sz w:val="20"/>
-        </w:rPr>
-        <w:t>Five-year total cost of ownership, not only initial setup cost.</w:t>
-      </w:r>
-    </w:p>
-    <w:p>
-      <w:pPr>
-        <w:pStyle w:val="ListBullet"/>
-        <w:spacing w:after="40"/>
-        <w:ind w:left="317" w:hanging="173"/>
-      </w:pPr>
-      <w:r>
-        <w:rPr>
-          <w:sz w:val="20"/>
-        </w:rPr>
-        <w:t>Security responsibility and the resources available to maintain it.</w:t>
-      </w:r>
-    </w:p>
-    <w:p>
-      <w:pPr>
-        <w:pStyle w:val="ListBullet"/>
-        <w:spacing w:after="40"/>
-        <w:ind w:left="317" w:hanging="173"/>
-      </w:pPr>
-      <w:r>
-        <w:rPr>
-          <w:sz w:val="20"/>
-        </w:rPr>
-        <w:t>Backup and disaster-recovery capability.</w:t>
-      </w:r>
-    </w:p>
-    <w:p>
-      <w:pPr>
-        <w:pStyle w:val="ListBullet"/>
-        <w:spacing w:after="40"/>
-        <w:ind w:left="317" w:hanging="173"/>
-      </w:pPr>
-      <w:r>
-        <w:rPr>
-          <w:sz w:val="20"/>
-        </w:rPr>
-        <w:t>Speed and reliability of application updates.</w:t>
-      </w:r>
-    </w:p>
-    <w:p>
-      <w:pPr>
-        <w:pStyle w:val="ListBullet"/>
-        <w:spacing w:after="40"/>
-        <w:ind w:left="317" w:hanging="173"/>
-      </w:pPr>
-      <w:r>
-        <w:rPr>
-          <w:sz w:val="20"/>
-        </w:rPr>
-        <w:t>Ability to scale to more users, devices, warehouses or locations.</w:t>
-      </w:r>
-    </w:p>
-    <w:p>
-      <w:pPr>
-        <w:pStyle w:val="ListBullet"/>
-        <w:spacing w:after="40"/>
-        <w:ind w:left="317" w:hanging="173"/>
-      </w:pPr>
-      <w:r>
-        <w:rPr>
-          <w:sz w:val="20"/>
-        </w:rPr>
-        <w:t>Support burden on internal IT and the application development team.</w:t>
-      </w:r>
-    </w:p>
-    <w:p>
-      <w:pPr>
-        <w:pStyle w:val="Heading1"/>
-      </w:pPr>
-      <w:r>
-        <w:t>9. Recommended Direction</w:t>
-      </w:r>
     </w:p>
     <w:tbl>
       <w:tblPr>
@@ -1366,40 +3939,60 @@
             </w:tcBorders>
           </w:tcPr>
           <w:p>
+            <w:pPr>
+              <w:spacing w:after="0"/>
+            </w:pPr>
             <w:r>
               <w:rPr>
                 <w:b/>
                 <w:color w:val="375623"/>
                 <w:sz w:val="21"/>
               </w:rPr>
-              <w:t>Preferred direction: retain Warehouse Wizard as a cloud application and strengthen connectivity redundancy.</w:t>
+              <w:t xml:space="preserve">Recommendation: Option A, with Option C as the response to data-ownership concerns</w:t>
             </w:r>
           </w:p>
           <w:p>
             <w:pPr>
-              <w:spacing w:after="0"/>
+              <w:spacing w:before="60" w:after="0"/>
             </w:pPr>
             <w:r>
               <w:rPr>
                 <w:sz w:val="20"/>
               </w:rPr>
-              <w:t>This aligns better with the NetSuite direction, avoids creating an additional local security and infrastructure boundary, simplifies deployment and maintenance, and addresses the principal cloud risk—loss of connectivity—through redundant internet and device failover rather than through a full architectural migration.</w:t>
+              <w:t xml:space="preserve">Option A keeps Warehouse Wizard and NetSuite together in the cloud, with the failover and secure connection the business has already invested in. It delivers the outcomes on-premise is meant to deliver, without the project, the annual ownership effort, or the loss of release speed.</w:t>
+            </w:r>
+          </w:p>
+          <w:p>
+            <w:pPr>
+              <w:spacing w:before="60" w:after="0"/>
+            </w:pPr>
+            <w:r>
+              <w:rPr>
+                <w:sz w:val="20"/>
+              </w:rPr>
+              <w:t xml:space="preserve">Option C goes further for the goal that is genuinely not yet met, which is holding a copy of company data on company premises. It costs a small fraction of Option B and leaves the application where it is best supported.</w:t>
             </w:r>
           </w:p>
         </w:tc>
       </w:tr>
     </w:tbl>
     <w:p>
+      <w:pPr>
+        <w:spacing w:after="60"/>
+      </w:pPr>
+    </w:p>
+    <w:p>
       <w:r>
-        <w:t>On-premise should remain an available option only if a quantified business requirement demonstrates that local/offline operation is worth the additional migration cost, security responsibility and ongoing infrastructure burden.</w:t>
+        <w:t xml:space="preserve">On-premise hosting would be worth revisiting if NetSuite ceased to be the system of record, if a quantified requirement showed the warehouse must run fully independently of the internet and NetSuite, or if a regulatory or customer obligation required data to be hosted on site.</w:t>
       </w:r>
     </w:p>
     <w:p>
       <w:pPr>
         <w:pStyle w:val="Heading1"/>
+        <w:keepNext/>
       </w:pPr>
       <w:r>
-        <w:t>10. Proposed Next Steps</w:t>
+        <w:t xml:space="preserve">9. Proposed Next Steps</w:t>
       </w:r>
     </w:p>
     <w:p>
@@ -1411,7 +4004,7 @@
         <w:rPr>
           <w:sz w:val="20"/>
         </w:rPr>
-        <w:t>Confirm the intended NetSuite integration pattern and which Warehouse Wizard workflows require real-time cloud access.</w:t>
+        <w:t xml:space="preserve">Leadership to confirm which goals in Section 2 are firm requirements, and which are preferences.</w:t>
       </w:r>
     </w:p>
     <w:p>
@@ -1423,7 +4016,7 @@
         <w:rPr>
           <w:sz w:val="20"/>
         </w:rPr>
-        <w:t>Price the building internet failover and tablet-level failover solution.</w:t>
+        <w:t xml:space="preserve">IT to confirm spare capacity on the VM host, current backup coverage and Barracuda support status.</w:t>
       </w:r>
     </w:p>
     <w:p>
@@ -1435,7 +4028,7 @@
         <w:rPr>
           <w:sz w:val="20"/>
         </w:rPr>
-        <w:t>If on-premise remains under consideration, perform a short architecture review and produce a one-time migration estimate plus annual operating-cost estimate.</w:t>
+        <w:t xml:space="preserve">Finance to apply the agreed day rate to Section 5 and compare the result with the current hosting cost over five years.</w:t>
       </w:r>
     </w:p>
     <w:p>
@@ -1447,7 +4040,7 @@
         <w:rPr>
           <w:sz w:val="20"/>
         </w:rPr>
-        <w:t>Compare both options over a three- to five-year period using total cost of ownership, uptime, security and support effort.</w:t>
+        <w:t xml:space="preserve">If Option C is of interest, confirm data-export access and schedule the work.</w:t>
       </w:r>
     </w:p>
     <w:p>
@@ -1459,7 +4052,19 @@
         <w:rPr>
           <w:sz w:val="20"/>
         </w:rPr>
-        <w:t>Make the deployment decision before investing in any architecture changes that would be specific to the on-premise model.</w:t>
+        <w:t xml:space="preserve">If Option B remains under consideration, commission the architecture review (work package A) to firm up the estimate before committing to the project.</w:t>
+      </w:r>
+    </w:p>
+    <w:p>
+      <w:pPr>
+        <w:pStyle w:val="ListNumber"/>
+        <w:spacing w:after="60"/>
+      </w:pPr>
+      <w:r>
+        <w:rPr>
+          <w:sz w:val="20"/>
+        </w:rPr>
+        <w:t xml:space="preserve">Decide before further NetSuite integration work is built, so the integration is built once for the chosen hosting model.</w:t>
       </w:r>
     </w:p>
     <w:p>
@@ -1472,7 +4077,7 @@
           <w:color w:val="646464"/>
           <w:sz w:val="17"/>
         </w:rPr>
-        <w:t>Prepared for internal discussion regarding Warehouse Wizard deployment architecture.</w:t>
+        <w:t xml:space="preserve">Prepared for leadership discussion regarding Warehouse Wizard hosting. Estimates are budgetary, exclude the contract day rate, and are based on the current application architecture.</w:t>
       </w:r>
     </w:p>
     <w:sectPr>
@@ -1499,7 +4104,7 @@
         <w:color w:val="646464"/>
         <w:sz w:val="16"/>
       </w:rPr>
-      <w:t>Cloud vs On-Premise Assessment  •  28 August 2026</w:t>
+      <w:t>Cloud vs On-Premise Assessment  •  14 October 2026</w:t>
     </w:r>
   </w:p>
 </w:ftr>
